--- a/InstructionGuide_EJL.docx
+++ b/InstructionGuide_EJL.docx
@@ -350,8 +350,6 @@
         </w:rPr>
         <w:t>Gulf of Mexico</w:t>
       </w:r>
-      <w:bookmarkStart w:id="0" w:name="_GoBack"/>
-      <w:bookmarkEnd w:id="0"/>
     </w:p>
     <w:p>
       <w:pPr>
@@ -398,6 +396,26 @@
           <w:lang w:val="en-CA"/>
         </w:rPr>
         <w:t>– Which region of the ocean was the experiment conducted in/organisms collected from?</w:t>
+      </w:r>
+      <w:r>
+        <w:rPr>
+          <w:lang w:val="en-CA"/>
+        </w:rPr>
+        <w:t xml:space="preserve"> </w:t>
+      </w:r>
+      <w:proofErr w:type="spellStart"/>
+      <w:r>
+        <w:rPr>
+          <w:lang w:val="en-CA"/>
+        </w:rPr>
+        <w:t>Eg.</w:t>
+      </w:r>
+      <w:proofErr w:type="spellEnd"/>
+      <w:r>
+        <w:rPr>
+          <w:lang w:val="en-CA"/>
+        </w:rPr>
+        <w:t xml:space="preserve"> North Atlantic vs South Atlantic</w:t>
       </w:r>
     </w:p>
     <w:p>
@@ -975,8 +993,6 @@
     <w:p>
       <w:pPr>
         <w:rPr>
-          <w:b/>
-          <w:bCs/>
           <w:lang w:val="en-CA"/>
         </w:rPr>
       </w:pPr>
@@ -1025,6 +1041,38 @@
           <w:lang w:val="en-CA"/>
         </w:rPr>
         <w:t>? Use the descriptive term given by the authors</w:t>
+      </w:r>
+    </w:p>
+    <w:p>
+      <w:pPr>
+        <w:rPr>
+          <w:lang w:val="en-CA"/>
+        </w:rPr>
+      </w:pPr>
+    </w:p>
+    <w:p>
+      <w:pPr>
+        <w:rPr>
+          <w:b/>
+          <w:bCs/>
+          <w:lang w:val="en-CA"/>
+        </w:rPr>
+      </w:pPr>
+      <w:proofErr w:type="spellStart"/>
+      <w:r>
+        <w:rPr>
+          <w:b/>
+          <w:bCs/>
+          <w:lang w:val="en-CA"/>
+        </w:rPr>
+        <w:t>nutrient_levels</w:t>
+      </w:r>
+      <w:proofErr w:type="spellEnd"/>
+      <w:r>
+        <w:rPr>
+          <w:lang w:val="en-CA"/>
+        </w:rPr>
+        <w:t xml:space="preserve"> – What are the ambient background nutrients? High, low? Use the descriptive term given by the authors</w:t>
       </w:r>
     </w:p>
     <w:p>
@@ -1102,6 +1150,7 @@
         <w:rPr>
           <w:lang w:val="en-CA"/>
         </w:rPr>
+        <w:lastRenderedPageBreak/>
         <w:t>field</w:t>
       </w:r>
     </w:p>
@@ -1120,34 +1169,493 @@
           <w:lang w:val="en-CA"/>
         </w:rPr>
       </w:pPr>
-      <w:commentRangeStart w:id="1"/>
-      <w:r>
-        <w:rPr>
-          <w:b/>
-          <w:bCs/>
-          <w:lang w:val="en-CA"/>
-        </w:rPr>
-        <w:lastRenderedPageBreak/>
+      <w:r>
+        <w:rPr>
+          <w:b/>
+          <w:bCs/>
+          <w:lang w:val="en-CA"/>
+        </w:rPr>
+        <w:t xml:space="preserve">natural </w:t>
+      </w:r>
+      <w:r>
+        <w:rPr>
+          <w:lang w:val="en-CA"/>
+        </w:rPr>
+        <w:t>– How natural was the experiment on a scale of 1-</w:t>
+      </w:r>
+      <w:r>
+        <w:rPr>
+          <w:lang w:val="en-CA"/>
+        </w:rPr>
+        <w:t>3</w:t>
+      </w:r>
+    </w:p>
+    <w:p>
+      <w:pPr>
+        <w:pStyle w:val="ListParagraph"/>
+        <w:numPr>
+          <w:ilvl w:val="0"/>
+          <w:numId w:val="14"/>
+        </w:numPr>
+        <w:rPr>
+          <w:lang w:val="en-CA"/>
+        </w:rPr>
+      </w:pPr>
+      <w:r>
+        <w:rPr>
+          <w:lang w:val="en-CA"/>
+        </w:rPr>
+        <w:t xml:space="preserve">(1) field: natural experiment </w:t>
+      </w:r>
+    </w:p>
+    <w:p>
+      <w:pPr>
+        <w:pStyle w:val="ListParagraph"/>
+        <w:numPr>
+          <w:ilvl w:val="1"/>
+          <w:numId w:val="14"/>
+        </w:numPr>
+        <w:rPr>
+          <w:lang w:val="en-CA"/>
+        </w:rPr>
+      </w:pPr>
+      <w:r>
+        <w:rPr>
+          <w:lang w:val="en-CA"/>
+        </w:rPr>
+        <w:t>No species controlled experimentally, natural gradient of animals used</w:t>
+      </w:r>
+    </w:p>
+    <w:p>
+      <w:pPr>
+        <w:pStyle w:val="ListParagraph"/>
+        <w:numPr>
+          <w:ilvl w:val="0"/>
+          <w:numId w:val="14"/>
+        </w:numPr>
+        <w:rPr>
+          <w:lang w:val="en-CA"/>
+        </w:rPr>
+      </w:pPr>
+      <w:r>
+        <w:rPr>
+          <w:lang w:val="en-CA"/>
+        </w:rPr>
+        <w:t xml:space="preserve"> </w:t>
+      </w:r>
+      <w:r>
+        <w:rPr>
+          <w:lang w:val="en-CA"/>
+        </w:rPr>
+        <w:t>(</w:t>
+      </w:r>
+      <w:r>
+        <w:rPr>
+          <w:lang w:val="en-CA"/>
+        </w:rPr>
+        <w:t>2</w:t>
+      </w:r>
+      <w:r>
+        <w:rPr>
+          <w:lang w:val="en-CA"/>
+        </w:rPr>
+        <w:t xml:space="preserve">) field: </w:t>
+      </w:r>
+      <w:r>
+        <w:rPr>
+          <w:lang w:val="en-CA"/>
+        </w:rPr>
+        <w:t>pp</w:t>
+      </w:r>
+      <w:r>
+        <w:rPr>
+          <w:lang w:val="en-CA"/>
+        </w:rPr>
+        <w:t xml:space="preserve"> </w:t>
+      </w:r>
+      <w:r>
+        <w:rPr>
+          <w:lang w:val="en-CA"/>
+        </w:rPr>
+        <w:t>manipulated</w:t>
+      </w:r>
+    </w:p>
+    <w:p>
+      <w:pPr>
+        <w:pStyle w:val="ListParagraph"/>
+        <w:numPr>
+          <w:ilvl w:val="1"/>
+          <w:numId w:val="14"/>
+        </w:numPr>
+        <w:rPr>
+          <w:lang w:val="en-CA"/>
+        </w:rPr>
+      </w:pPr>
+      <w:r>
+        <w:rPr>
+          <w:lang w:val="en-CA"/>
+        </w:rPr>
+        <w:t>Field enclosures where pp densities were manipulated</w:t>
+      </w:r>
+    </w:p>
+    <w:p>
+      <w:pPr>
+        <w:pStyle w:val="ListParagraph"/>
+        <w:numPr>
+          <w:ilvl w:val="0"/>
+          <w:numId w:val="14"/>
+        </w:numPr>
+        <w:rPr>
+          <w:lang w:val="en-CA"/>
+        </w:rPr>
+      </w:pPr>
+      <w:r>
+        <w:rPr>
+          <w:lang w:val="en-CA"/>
+        </w:rPr>
+        <w:t xml:space="preserve"> (3) field: animals manipulated</w:t>
+      </w:r>
+    </w:p>
+    <w:p>
+      <w:pPr>
+        <w:pStyle w:val="ListParagraph"/>
+        <w:numPr>
+          <w:ilvl w:val="1"/>
+          <w:numId w:val="14"/>
+        </w:numPr>
+        <w:rPr>
+          <w:lang w:val="en-CA"/>
+        </w:rPr>
+      </w:pPr>
+      <w:r>
+        <w:rPr>
+          <w:lang w:val="en-CA"/>
+        </w:rPr>
+        <w:t>Field enclosures where animal were manipulated</w:t>
+      </w:r>
+    </w:p>
+    <w:p>
+      <w:pPr>
+        <w:pStyle w:val="ListParagraph"/>
+        <w:numPr>
+          <w:ilvl w:val="1"/>
+          <w:numId w:val="14"/>
+        </w:numPr>
+        <w:rPr>
+          <w:lang w:val="en-CA"/>
+        </w:rPr>
+      </w:pPr>
+      <w:r>
+        <w:rPr>
+          <w:lang w:val="en-CA"/>
+        </w:rPr>
+        <w:t>Include aquaculture here</w:t>
+      </w:r>
+      <w:r>
+        <w:rPr>
+          <w:lang w:val="en-CA"/>
+        </w:rPr>
+        <w:t>!</w:t>
+      </w:r>
+    </w:p>
+    <w:p>
+      <w:pPr>
+        <w:pStyle w:val="ListParagraph"/>
+        <w:numPr>
+          <w:ilvl w:val="0"/>
+          <w:numId w:val="14"/>
+        </w:numPr>
+        <w:rPr>
+          <w:lang w:val="en-CA"/>
+        </w:rPr>
+      </w:pPr>
+      <w:r>
+        <w:rPr>
+          <w:lang w:val="en-CA"/>
+        </w:rPr>
+        <w:t>(4) field: both animals and pp manipulated</w:t>
+      </w:r>
+    </w:p>
+    <w:p>
+      <w:pPr>
+        <w:pStyle w:val="ListParagraph"/>
+        <w:numPr>
+          <w:ilvl w:val="1"/>
+          <w:numId w:val="14"/>
+        </w:numPr>
+        <w:rPr>
+          <w:lang w:val="en-CA"/>
+        </w:rPr>
+      </w:pPr>
+      <w:r>
+        <w:rPr>
+          <w:lang w:val="en-CA"/>
+        </w:rPr>
+        <w:t>Stocked both pp and animals</w:t>
+      </w:r>
+    </w:p>
+    <w:p>
+      <w:pPr>
+        <w:pStyle w:val="ListParagraph"/>
+        <w:numPr>
+          <w:ilvl w:val="0"/>
+          <w:numId w:val="14"/>
+        </w:numPr>
+        <w:rPr>
+          <w:lang w:val="en-CA"/>
+        </w:rPr>
+      </w:pPr>
+      <w:r>
+        <w:rPr>
+          <w:lang w:val="en-CA"/>
+        </w:rPr>
+        <w:t>(</w:t>
+      </w:r>
+      <w:r>
+        <w:rPr>
+          <w:lang w:val="en-CA"/>
+        </w:rPr>
+        <w:t>5</w:t>
+      </w:r>
+      <w:bookmarkStart w:id="0" w:name="_GoBack"/>
+      <w:bookmarkEnd w:id="0"/>
+      <w:r>
+        <w:rPr>
+          <w:lang w:val="en-CA"/>
+        </w:rPr>
+        <w:t xml:space="preserve">) lab: </w:t>
+      </w:r>
+      <w:r>
+        <w:rPr>
+          <w:lang w:val="en-CA"/>
+        </w:rPr>
+        <w:t>mesocosm</w:t>
+      </w:r>
+    </w:p>
+    <w:p>
+      <w:pPr>
+        <w:pStyle w:val="ListParagraph"/>
+        <w:numPr>
+          <w:ilvl w:val="1"/>
+          <w:numId w:val="14"/>
+        </w:numPr>
+        <w:rPr>
+          <w:lang w:val="en-CA"/>
+        </w:rPr>
+      </w:pPr>
+      <w:r>
+        <w:rPr>
+          <w:lang w:val="en-CA"/>
+        </w:rPr>
+        <w:t xml:space="preserve">Closed/mostly closed lab experiment </w:t>
+      </w:r>
+    </w:p>
+    <w:p>
+      <w:pPr>
+        <w:pStyle w:val="ListParagraph"/>
+        <w:numPr>
+          <w:ilvl w:val="0"/>
+          <w:numId w:val="14"/>
+        </w:numPr>
+        <w:rPr>
+          <w:strike/>
+          <w:lang w:val="en-CA"/>
+        </w:rPr>
+      </w:pPr>
+      <w:r>
+        <w:rPr>
+          <w:strike/>
+          <w:lang w:val="en-CA"/>
+        </w:rPr>
+        <w:t xml:space="preserve">(2) field: </w:t>
+      </w:r>
+      <w:proofErr w:type="spellStart"/>
+      <w:r>
+        <w:rPr>
+          <w:strike/>
+          <w:lang w:val="en-CA"/>
+        </w:rPr>
+        <w:t>unstocked</w:t>
+      </w:r>
+      <w:proofErr w:type="spellEnd"/>
+      <w:r>
+        <w:rPr>
+          <w:strike/>
+          <w:lang w:val="en-CA"/>
+        </w:rPr>
+        <w:t xml:space="preserve"> enclosure</w:t>
+      </w:r>
+    </w:p>
+    <w:p>
+      <w:pPr>
+        <w:pStyle w:val="ListParagraph"/>
+        <w:numPr>
+          <w:ilvl w:val="1"/>
+          <w:numId w:val="14"/>
+        </w:numPr>
+        <w:rPr>
+          <w:strike/>
+          <w:lang w:val="en-CA"/>
+        </w:rPr>
+      </w:pPr>
+      <w:r>
+        <w:rPr>
+          <w:strike/>
+          <w:lang w:val="en-CA"/>
+        </w:rPr>
+        <w:t>Animal or pp manipulated, but rest of community undisturbed</w:t>
+      </w:r>
+    </w:p>
+    <w:p>
+      <w:pPr>
+        <w:pStyle w:val="ListParagraph"/>
+        <w:numPr>
+          <w:ilvl w:val="1"/>
+          <w:numId w:val="14"/>
+        </w:numPr>
+        <w:rPr>
+          <w:strike/>
+          <w:lang w:val="en-CA"/>
+        </w:rPr>
+      </w:pPr>
+      <w:proofErr w:type="spellStart"/>
+      <w:r>
+        <w:rPr>
+          <w:strike/>
+          <w:lang w:val="en-CA"/>
+        </w:rPr>
+        <w:t>Eg.</w:t>
+      </w:r>
+      <w:proofErr w:type="spellEnd"/>
+      <w:r>
+        <w:rPr>
+          <w:strike/>
+          <w:lang w:val="en-CA"/>
+        </w:rPr>
+        <w:t xml:space="preserve"> transplant experiment?</w:t>
+      </w:r>
+    </w:p>
+    <w:p>
+      <w:pPr>
+        <w:pStyle w:val="ListParagraph"/>
+        <w:numPr>
+          <w:ilvl w:val="1"/>
+          <w:numId w:val="14"/>
+        </w:numPr>
+        <w:rPr>
+          <w:lang w:val="en-CA"/>
+        </w:rPr>
+      </w:pPr>
+    </w:p>
+    <w:p>
+      <w:pPr>
+        <w:pStyle w:val="ListParagraph"/>
+        <w:numPr>
+          <w:ilvl w:val="0"/>
+          <w:numId w:val="14"/>
+        </w:numPr>
+        <w:rPr>
+          <w:strike/>
+          <w:lang w:val="en-CA"/>
+        </w:rPr>
+      </w:pPr>
+      <w:r>
+        <w:rPr>
+          <w:strike/>
+          <w:lang w:val="en-CA"/>
+        </w:rPr>
+        <w:t>(</w:t>
+      </w:r>
+      <w:r>
+        <w:rPr>
+          <w:strike/>
+          <w:lang w:val="en-CA"/>
+        </w:rPr>
+        <w:t>5</w:t>
+      </w:r>
+      <w:r>
+        <w:rPr>
+          <w:strike/>
+          <w:lang w:val="en-CA"/>
+        </w:rPr>
+        <w:t xml:space="preserve">) lab: </w:t>
+      </w:r>
+      <w:r>
+        <w:rPr>
+          <w:strike/>
+          <w:lang w:val="en-CA"/>
+        </w:rPr>
+        <w:t>growth experiment (?)</w:t>
+      </w:r>
+    </w:p>
+    <w:p>
+      <w:pPr>
+        <w:pStyle w:val="ListParagraph"/>
+        <w:numPr>
+          <w:ilvl w:val="1"/>
+          <w:numId w:val="14"/>
+        </w:numPr>
+        <w:rPr>
+          <w:strike/>
+          <w:lang w:val="en-CA"/>
+        </w:rPr>
+      </w:pPr>
+      <w:r>
+        <w:rPr>
+          <w:strike/>
+          <w:lang w:val="en-CA"/>
+        </w:rPr>
+        <w:t>Only one animal and one pp</w:t>
+      </w:r>
+    </w:p>
+    <w:p>
+      <w:pPr>
+        <w:rPr>
+          <w:b/>
+          <w:bCs/>
+          <w:lang w:val="en-CA"/>
+        </w:rPr>
+      </w:pPr>
+    </w:p>
+    <w:p>
+      <w:pPr>
+        <w:rPr>
+          <w:lang w:val="en-CA"/>
+        </w:rPr>
+      </w:pPr>
+      <w:r>
+        <w:rPr>
+          <w:b/>
+          <w:bCs/>
+          <w:lang w:val="en-CA"/>
+        </w:rPr>
         <w:t>season</w:t>
       </w:r>
       <w:r>
         <w:rPr>
           <w:lang w:val="en-CA"/>
         </w:rPr>
-        <w:t xml:space="preserve"> </w:t>
-      </w:r>
-      <w:commentRangeEnd w:id="1"/>
-      <w:r>
-        <w:rPr>
-          <w:rStyle w:val="CommentReference"/>
-        </w:rPr>
-        <w:commentReference w:id="1"/>
-      </w:r>
-      <w:r>
-        <w:rPr>
-          <w:lang w:val="en-CA"/>
-        </w:rPr>
-        <w:t>– Which season was the experiment conducted? This is for the purpose of calculating the chlorophyll concentration in the water during the experiment. Use these dates even for Southern Hemisphere experiments.</w:t>
+        <w:t xml:space="preserve"> – Which season was the experiment conducted? This is for the purpose of calculating the chlorophyll concentration in the water during the experiment. Use these dates even for Southern Hemisphere experiments.</w:t>
+      </w:r>
+      <w:r>
+        <w:rPr>
+          <w:lang w:val="en-CA"/>
+        </w:rPr>
+        <w:t xml:space="preserve"> Use your best estimate if the study doesn’t neatly fit into one of these categories perfectly. </w:t>
+      </w:r>
+      <w:proofErr w:type="spellStart"/>
+      <w:r>
+        <w:rPr>
+          <w:lang w:val="en-CA"/>
+        </w:rPr>
+        <w:t>Eg.</w:t>
+      </w:r>
+      <w:proofErr w:type="spellEnd"/>
+      <w:r>
+        <w:rPr>
+          <w:lang w:val="en-CA"/>
+        </w:rPr>
+        <w:t xml:space="preserve"> winter, spring-summer. </w:t>
       </w:r>
     </w:p>
     <w:p>
@@ -1165,7 +1673,19 @@
         <w:rPr>
           <w:lang w:val="en-CA"/>
         </w:rPr>
-        <w:t>(Winter) December 21 – March 19</w:t>
+        <w:t>(</w:t>
+      </w:r>
+      <w:r>
+        <w:rPr>
+          <w:lang w:val="en-CA"/>
+        </w:rPr>
+        <w:t>w</w:t>
+      </w:r>
+      <w:r>
+        <w:rPr>
+          <w:lang w:val="en-CA"/>
+        </w:rPr>
+        <w:t>inter) December 21 – March 19</w:t>
       </w:r>
     </w:p>
     <w:p>
@@ -1183,7 +1703,19 @@
         <w:rPr>
           <w:lang w:val="en-CA"/>
         </w:rPr>
-        <w:t>(Spring) March 20 – June 20</w:t>
+        <w:t>(</w:t>
+      </w:r>
+      <w:r>
+        <w:rPr>
+          <w:lang w:val="en-CA"/>
+        </w:rPr>
+        <w:t>s</w:t>
+      </w:r>
+      <w:r>
+        <w:rPr>
+          <w:lang w:val="en-CA"/>
+        </w:rPr>
+        <w:t>pring) March 20 – June 20</w:t>
       </w:r>
     </w:p>
     <w:p>
@@ -1201,7 +1733,19 @@
         <w:rPr>
           <w:lang w:val="en-CA"/>
         </w:rPr>
-        <w:t>(Summer) June 21 – September 22</w:t>
+        <w:t>(</w:t>
+      </w:r>
+      <w:r>
+        <w:rPr>
+          <w:lang w:val="en-CA"/>
+        </w:rPr>
+        <w:t>s</w:t>
+      </w:r>
+      <w:r>
+        <w:rPr>
+          <w:lang w:val="en-CA"/>
+        </w:rPr>
+        <w:t>ummer) June 21 – September 22</w:t>
       </w:r>
     </w:p>
     <w:p>
@@ -1219,7 +1763,19 @@
         <w:rPr>
           <w:lang w:val="en-CA"/>
         </w:rPr>
-        <w:t>(Fall) September 23 – December 20</w:t>
+        <w:t>(</w:t>
+      </w:r>
+      <w:r>
+        <w:rPr>
+          <w:lang w:val="en-CA"/>
+        </w:rPr>
+        <w:t>f</w:t>
+      </w:r>
+      <w:r>
+        <w:rPr>
+          <w:lang w:val="en-CA"/>
+        </w:rPr>
+        <w:t>all) September 23 – December 20</w:t>
       </w:r>
     </w:p>
     <w:p>
@@ -1249,27 +1805,27 @@
         <w:rPr>
           <w:lang w:val="en-CA"/>
         </w:rPr>
-        <w:t xml:space="preserve"> – Which year was the study conducted? Not the publication year. *</w:t>
-      </w:r>
-      <w:commentRangeStart w:id="2"/>
-      <w:r>
-        <w:rPr>
-          <w:lang w:val="en-CA"/>
-        </w:rPr>
-        <w:t>multi years?</w:t>
-      </w:r>
-      <w:commentRangeEnd w:id="2"/>
-      <w:r>
-        <w:rPr>
-          <w:rStyle w:val="CommentReference"/>
-        </w:rPr>
-        <w:commentReference w:id="2"/>
-      </w:r>
-      <w:r>
-        <w:rPr>
-          <w:lang w:val="en-CA"/>
-        </w:rPr>
-        <w:t>*</w:t>
+        <w:t xml:space="preserve"> – Which year was the study conducted? Not the publication year.</w:t>
+      </w:r>
+      <w:r>
+        <w:rPr>
+          <w:lang w:val="en-CA"/>
+        </w:rPr>
+        <w:t xml:space="preserve"> If the study spanned multiple years indicate the range. </w:t>
+      </w:r>
+      <w:proofErr w:type="spellStart"/>
+      <w:r>
+        <w:rPr>
+          <w:lang w:val="en-CA"/>
+        </w:rPr>
+        <w:t>Eg.</w:t>
+      </w:r>
+      <w:proofErr w:type="spellEnd"/>
+      <w:r>
+        <w:rPr>
+          <w:lang w:val="en-CA"/>
+        </w:rPr>
+        <w:t xml:space="preserve"> 2014-2006</w:t>
       </w:r>
     </w:p>
     <w:p>
@@ -1475,6 +2031,7 @@
         <w:rPr>
           <w:lang w:val="en-CA"/>
         </w:rPr>
+        <w:lastRenderedPageBreak/>
         <w:t xml:space="preserve">(G) Gastropod </w:t>
       </w:r>
     </w:p>
@@ -1537,23 +2094,17 @@
         <w:pStyle w:val="ListParagraph"/>
         <w:numPr>
           <w:ilvl w:val="0"/>
-          <w:numId w:val="11"/>
-        </w:numPr>
-        <w:rPr>
-          <w:lang w:val="en-CA"/>
-        </w:rPr>
-      </w:pPr>
-      <w:r>
-        <w:rPr>
-          <w:lang w:val="en-CA"/>
-        </w:rPr>
-        <w:t>(</w:t>
-      </w:r>
-      <w:r>
-        <w:rPr>
-          <w:lang w:val="en-CA"/>
-        </w:rPr>
-        <w:t>O) Other</w:t>
+          <w:numId w:val="10"/>
+        </w:numPr>
+        <w:rPr>
+          <w:lang w:val="en-CA"/>
+        </w:rPr>
+      </w:pPr>
+      <w:r>
+        <w:rPr>
+          <w:lang w:val="en-CA"/>
+        </w:rPr>
+        <w:t>(Bi) Birds</w:t>
       </w:r>
     </w:p>
     <w:p>
@@ -1571,7 +2122,13 @@
         <w:rPr>
           <w:lang w:val="en-CA"/>
         </w:rPr>
-        <w:t>(NA) if a community was surveyed</w:t>
+        <w:t>(</w:t>
+      </w:r>
+      <w:r>
+        <w:rPr>
+          <w:lang w:val="en-CA"/>
+        </w:rPr>
+        <w:t>O) Other</w:t>
       </w:r>
     </w:p>
     <w:p>
@@ -1944,7 +2501,6 @@
         <w:rPr>
           <w:lang w:val="en-CA"/>
         </w:rPr>
-        <w:lastRenderedPageBreak/>
         <w:t xml:space="preserve">(Co) Coral </w:t>
       </w:r>
     </w:p>
@@ -2053,6 +2609,38 @@
         <w:rPr>
           <w:lang w:val="en-CA"/>
         </w:rPr>
+        <w:t>(</w:t>
+      </w:r>
+      <w:proofErr w:type="spellStart"/>
+      <w:r>
+        <w:rPr>
+          <w:lang w:val="en-CA"/>
+        </w:rPr>
+        <w:t>En</w:t>
+      </w:r>
+      <w:proofErr w:type="spellEnd"/>
+      <w:r>
+        <w:rPr>
+          <w:lang w:val="en-CA"/>
+        </w:rPr>
+        <w:t>) Endosymbiont</w:t>
+      </w:r>
+    </w:p>
+    <w:p>
+      <w:pPr>
+        <w:pStyle w:val="ListParagraph"/>
+        <w:numPr>
+          <w:ilvl w:val="0"/>
+          <w:numId w:val="12"/>
+        </w:numPr>
+        <w:rPr>
+          <w:lang w:val="en-CA"/>
+        </w:rPr>
+      </w:pPr>
+      <w:r>
+        <w:rPr>
+          <w:lang w:val="en-CA"/>
+        </w:rPr>
         <w:t>(O) Other</w:t>
       </w:r>
     </w:p>
@@ -2270,13 +2858,411 @@
           <w:lang w:val="en-CA"/>
         </w:rPr>
       </w:pPr>
-    </w:p>
-    <w:p>
-      <w:pPr>
-        <w:rPr>
-          <w:lang w:val="en-CA"/>
-        </w:rPr>
-      </w:pPr>
+      <w:r>
+        <w:rPr>
+          <w:b/>
+          <w:bCs/>
+          <w:lang w:val="en-CA"/>
+        </w:rPr>
+        <w:t>source</w:t>
+      </w:r>
+      <w:r>
+        <w:rPr>
+          <w:lang w:val="en-CA"/>
+        </w:rPr>
+        <w:t xml:space="preserve"> – Where is the data presented in the paper? </w:t>
+      </w:r>
+      <w:proofErr w:type="spellStart"/>
+      <w:r>
+        <w:rPr>
+          <w:lang w:val="en-CA"/>
+        </w:rPr>
+        <w:t>Eg.</w:t>
+      </w:r>
+      <w:proofErr w:type="spellEnd"/>
+      <w:r>
+        <w:rPr>
+          <w:lang w:val="en-CA"/>
+        </w:rPr>
+        <w:t xml:space="preserve"> Fig1b, in text, Table2, raw data</w:t>
+      </w:r>
+    </w:p>
+    <w:p>
+      <w:pPr>
+        <w:rPr>
+          <w:lang w:val="en-CA"/>
+        </w:rPr>
+      </w:pPr>
+    </w:p>
+    <w:p>
+      <w:pPr>
+        <w:rPr>
+          <w:lang w:val="en-CA"/>
+        </w:rPr>
+      </w:pPr>
+      <w:proofErr w:type="spellStart"/>
+      <w:r>
+        <w:rPr>
+          <w:b/>
+          <w:bCs/>
+          <w:lang w:val="en-CA"/>
+        </w:rPr>
+        <w:t>data_source</w:t>
+      </w:r>
+      <w:proofErr w:type="spellEnd"/>
+      <w:r>
+        <w:rPr>
+          <w:lang w:val="en-CA"/>
+        </w:rPr>
+        <w:t xml:space="preserve"> – Where did the data come from? </w:t>
+      </w:r>
+      <w:proofErr w:type="spellStart"/>
+      <w:r>
+        <w:rPr>
+          <w:lang w:val="en-CA"/>
+        </w:rPr>
+        <w:t>Eg.</w:t>
+      </w:r>
+      <w:proofErr w:type="spellEnd"/>
+      <w:r>
+        <w:rPr>
+          <w:lang w:val="en-CA"/>
+        </w:rPr>
+        <w:t xml:space="preserve"> in text, </w:t>
+      </w:r>
+      <w:proofErr w:type="spellStart"/>
+      <w:r>
+        <w:rPr>
+          <w:lang w:val="en-CA"/>
+        </w:rPr>
+        <w:t>WebplotDigitizer</w:t>
+      </w:r>
+      <w:proofErr w:type="spellEnd"/>
+    </w:p>
+    <w:p>
+      <w:pPr>
+        <w:rPr>
+          <w:lang w:val="en-CA"/>
+        </w:rPr>
+      </w:pPr>
+    </w:p>
+    <w:p>
+      <w:pPr>
+        <w:rPr>
+          <w:lang w:val="en-CA"/>
+        </w:rPr>
+      </w:pPr>
+      <w:r>
+        <w:rPr>
+          <w:b/>
+          <w:bCs/>
+          <w:lang w:val="en-CA"/>
+        </w:rPr>
+        <w:lastRenderedPageBreak/>
+        <w:t>treatment</w:t>
+      </w:r>
+      <w:r>
+        <w:rPr>
+          <w:lang w:val="en-CA"/>
+        </w:rPr>
+        <w:t xml:space="preserve"> – What is the treatment? </w:t>
+      </w:r>
+      <w:proofErr w:type="spellStart"/>
+      <w:r>
+        <w:rPr>
+          <w:lang w:val="en-CA"/>
+        </w:rPr>
+        <w:t>Eg.</w:t>
+      </w:r>
+      <w:proofErr w:type="spellEnd"/>
+      <w:r>
+        <w:rPr>
+          <w:lang w:val="en-CA"/>
+        </w:rPr>
+        <w:t xml:space="preserve"> effluent, animal, faeces, proximity to animal</w:t>
+      </w:r>
+    </w:p>
+    <w:p>
+      <w:pPr>
+        <w:rPr>
+          <w:lang w:val="en-CA"/>
+        </w:rPr>
+      </w:pPr>
+    </w:p>
+    <w:p>
+      <w:pPr>
+        <w:rPr>
+          <w:lang w:val="en-CA"/>
+        </w:rPr>
+      </w:pPr>
+      <w:r>
+        <w:rPr>
+          <w:b/>
+          <w:bCs/>
+          <w:lang w:val="en-CA"/>
+        </w:rPr>
+        <w:t>response</w:t>
+      </w:r>
+      <w:r>
+        <w:rPr>
+          <w:lang w:val="en-CA"/>
+        </w:rPr>
+        <w:t xml:space="preserve"> – what did they measure? </w:t>
+      </w:r>
+      <w:proofErr w:type="spellStart"/>
+      <w:r>
+        <w:rPr>
+          <w:lang w:val="en-CA"/>
+        </w:rPr>
+        <w:t>Eg.</w:t>
+      </w:r>
+      <w:proofErr w:type="spellEnd"/>
+      <w:r>
+        <w:rPr>
+          <w:lang w:val="en-CA"/>
+        </w:rPr>
+        <w:t xml:space="preserve"> growth rate? </w:t>
+      </w:r>
+      <w:proofErr w:type="spellStart"/>
+      <w:r>
+        <w:rPr>
+          <w:lang w:val="en-CA"/>
+        </w:rPr>
+        <w:t>chl_a</w:t>
+      </w:r>
+      <w:proofErr w:type="spellEnd"/>
+      <w:r>
+        <w:rPr>
+          <w:lang w:val="en-CA"/>
+        </w:rPr>
+        <w:t>, productivity</w:t>
+      </w:r>
+    </w:p>
+    <w:p>
+      <w:pPr>
+        <w:rPr>
+          <w:lang w:val="en-CA"/>
+        </w:rPr>
+      </w:pPr>
+    </w:p>
+    <w:p>
+      <w:pPr>
+        <w:rPr>
+          <w:lang w:val="en-CA"/>
+        </w:rPr>
+      </w:pPr>
+      <w:r>
+        <w:rPr>
+          <w:b/>
+          <w:bCs/>
+          <w:lang w:val="en-CA"/>
+        </w:rPr>
+        <w:t>growth rate</w:t>
+      </w:r>
+      <w:r>
+        <w:rPr>
+          <w:lang w:val="en-CA"/>
+        </w:rPr>
+        <w:t xml:space="preserve"> – Can I extract a growth rate from the data? </w:t>
+      </w:r>
+      <w:r>
+        <w:rPr>
+          <w:lang w:val="en-CA"/>
+        </w:rPr>
+        <w:t>Y or NA</w:t>
+      </w:r>
+    </w:p>
+    <w:p>
+      <w:pPr>
+        <w:rPr>
+          <w:lang w:val="en-CA"/>
+        </w:rPr>
+      </w:pPr>
+    </w:p>
+    <w:p>
+      <w:pPr>
+        <w:rPr>
+          <w:lang w:val="en-CA"/>
+        </w:rPr>
+      </w:pPr>
+      <w:proofErr w:type="spellStart"/>
+      <w:r>
+        <w:rPr>
+          <w:b/>
+          <w:bCs/>
+          <w:lang w:val="en-CA"/>
+        </w:rPr>
+        <w:t>mean_treatment</w:t>
+      </w:r>
+      <w:proofErr w:type="spellEnd"/>
+      <w:r>
+        <w:rPr>
+          <w:lang w:val="en-CA"/>
+        </w:rPr>
+        <w:t xml:space="preserve"> – What is the average response at each level of treatment?</w:t>
+      </w:r>
+    </w:p>
+    <w:p>
+      <w:pPr>
+        <w:rPr>
+          <w:lang w:val="en-CA"/>
+        </w:rPr>
+      </w:pPr>
+    </w:p>
+    <w:p>
+      <w:pPr>
+        <w:rPr>
+          <w:lang w:val="en-CA"/>
+        </w:rPr>
+      </w:pPr>
+      <w:proofErr w:type="spellStart"/>
+      <w:r>
+        <w:rPr>
+          <w:b/>
+          <w:bCs/>
+          <w:lang w:val="en-CA"/>
+        </w:rPr>
+        <w:t>se_treatment</w:t>
+      </w:r>
+      <w:proofErr w:type="spellEnd"/>
+      <w:r>
+        <w:rPr>
+          <w:b/>
+          <w:bCs/>
+          <w:lang w:val="en-CA"/>
+        </w:rPr>
+        <w:t>/</w:t>
+      </w:r>
+      <w:proofErr w:type="spellStart"/>
+      <w:r>
+        <w:rPr>
+          <w:b/>
+          <w:bCs/>
+          <w:lang w:val="en-CA"/>
+        </w:rPr>
+        <w:t>sd_treatment</w:t>
+      </w:r>
+      <w:proofErr w:type="spellEnd"/>
+      <w:r>
+        <w:rPr>
+          <w:lang w:val="en-CA"/>
+        </w:rPr>
+        <w:t xml:space="preserve"> – What is the standard error or deviation around that mean? Only record whichever is given, I’ll calculate the other in R</w:t>
+      </w:r>
+    </w:p>
+    <w:p>
+      <w:pPr>
+        <w:rPr>
+          <w:lang w:val="en-CA"/>
+        </w:rPr>
+      </w:pPr>
+    </w:p>
+    <w:p>
+      <w:pPr>
+        <w:rPr>
+          <w:lang w:val="en-CA"/>
+        </w:rPr>
+      </w:pPr>
+      <w:proofErr w:type="spellStart"/>
+      <w:r>
+        <w:rPr>
+          <w:b/>
+          <w:bCs/>
+          <w:lang w:val="en-CA"/>
+        </w:rPr>
+        <w:t>treatment_n</w:t>
+      </w:r>
+      <w:proofErr w:type="spellEnd"/>
+      <w:r>
+        <w:rPr>
+          <w:lang w:val="en-CA"/>
+        </w:rPr>
+        <w:t xml:space="preserve"> – What was the level of replication</w:t>
+      </w:r>
+    </w:p>
+    <w:p>
+      <w:pPr>
+        <w:rPr>
+          <w:lang w:val="en-CA"/>
+        </w:rPr>
+      </w:pPr>
+    </w:p>
+    <w:p>
+      <w:pPr>
+        <w:rPr>
+          <w:lang w:val="en-CA"/>
+        </w:rPr>
+      </w:pPr>
+      <w:proofErr w:type="spellStart"/>
+      <w:r>
+        <w:rPr>
+          <w:b/>
+          <w:bCs/>
+          <w:lang w:val="en-CA"/>
+        </w:rPr>
+        <w:t>mean_control</w:t>
+      </w:r>
+      <w:proofErr w:type="spellEnd"/>
+      <w:r>
+        <w:rPr>
+          <w:b/>
+          <w:bCs/>
+          <w:lang w:val="en-CA"/>
+        </w:rPr>
+        <w:t xml:space="preserve">, </w:t>
+      </w:r>
+      <w:proofErr w:type="spellStart"/>
+      <w:r>
+        <w:rPr>
+          <w:b/>
+          <w:bCs/>
+          <w:lang w:val="en-CA"/>
+        </w:rPr>
+        <w:t>se_control</w:t>
+      </w:r>
+      <w:proofErr w:type="spellEnd"/>
+      <w:r>
+        <w:rPr>
+          <w:b/>
+          <w:bCs/>
+          <w:lang w:val="en-CA"/>
+        </w:rPr>
+        <w:t>/</w:t>
+      </w:r>
+      <w:proofErr w:type="spellStart"/>
+      <w:r>
+        <w:rPr>
+          <w:b/>
+          <w:bCs/>
+          <w:lang w:val="en-CA"/>
+        </w:rPr>
+        <w:t>sd_control</w:t>
+      </w:r>
+      <w:proofErr w:type="spellEnd"/>
+      <w:r>
+        <w:rPr>
+          <w:b/>
+          <w:bCs/>
+          <w:lang w:val="en-CA"/>
+        </w:rPr>
+        <w:t xml:space="preserve">, </w:t>
+      </w:r>
+      <w:proofErr w:type="spellStart"/>
+      <w:r>
+        <w:rPr>
+          <w:b/>
+          <w:bCs/>
+          <w:lang w:val="en-CA"/>
+        </w:rPr>
+        <w:t>control_n</w:t>
+      </w:r>
+      <w:proofErr w:type="spellEnd"/>
+      <w:r>
+        <w:rPr>
+          <w:lang w:val="en-CA"/>
+        </w:rPr>
+        <w:t xml:space="preserve"> – Same as for treatment above</w:t>
+      </w:r>
     </w:p>
     <w:sectPr>
       <w:pgSz w:w="12240" w:h="15840"/>
@@ -2288,64 +3274,6 @@
 </w:document>
 </file>
 
-<file path=word/comments.xml><?xml version="1.0" encoding="utf-8"?>
-<w:comments xmlns:wpc="http://schemas.microsoft.com/office/word/2010/wordprocessingCanvas" xmlns:cx="http://schemas.microsoft.com/office/drawing/2014/chartex" xmlns:cx1="http://schemas.microsoft.com/office/drawing/2015/9/8/chartex" xmlns:cx2="http://schemas.microsoft.com/office/drawing/2015/10/21/chartex" xmlns:cx3="http://schemas.microsoft.com/office/drawing/2016/5/9/chartex" xmlns:cx4="http://schemas.microsoft.com/office/drawing/2016/5/10/chartex" xmlns:cx5="http://schemas.microsoft.com/office/drawing/2016/5/11/chartex" xmlns:cx6="http://schemas.microsoft.com/office/drawing/2016/5/12/chartex" xmlns:cx7="http://schemas.microsoft.com/office/drawing/2016/5/13/chartex" xmlns:cx8="http://schemas.microsoft.com/office/drawing/2016/5/14/chartex" xmlns:mc="http://schemas.openxmlformats.org/markup-compatibility/2006" xmlns:aink="http://schemas.microsoft.com/office/drawing/2016/ink" xmlns:am3d="http://schemas.microsoft.com/office/drawing/2017/model3d" xmlns:o="urn:schemas-microsoft-com:office:office" xmlns:r="http://schemas.openxmlformats.org/officeDocument/2006/relationships" xmlns:m="http://schemas.openxmlformats.org/officeDocument/2006/math" xmlns:v="urn:schemas-microsoft-com:vml" xmlns:wp14="http://schemas.microsoft.com/office/word/2010/wordprocessingDrawing" xmlns:wp="http://schemas.openxmlformats.org/drawingml/2006/wordprocessingDrawing" xmlns:w10="urn:schemas-microsoft-com:office:word" xmlns:w="http://schemas.openxmlformats.org/wordprocessingml/2006/main" xmlns:w14="http://schemas.microsoft.com/office/word/2010/wordml" xmlns:w15="http://schemas.microsoft.com/office/word/2012/wordml" xmlns:w16cex="http://schemas.microsoft.com/office/word/2018/wordml/cex" xmlns:w16cid="http://schemas.microsoft.com/office/word/2016/wordml/cid" xmlns:w16="http://schemas.microsoft.com/office/word/2018/wordml" xmlns:w16se="http://schemas.microsoft.com/office/word/2015/wordml/symex" xmlns:wpg="http://schemas.microsoft.com/office/word/2010/wordprocessingGroup" xmlns:wpi="http://schemas.microsoft.com/office/word/2010/wordprocessingInk" xmlns:wne="http://schemas.microsoft.com/office/word/2006/wordml" xmlns:wps="http://schemas.microsoft.com/office/word/2010/wordprocessingShape" mc:Ignorable="w14 w15 w16se w16cid w16 w16cex wp14">
-  <w:comment w:id="1" w:author="Emily Leedham" w:date="2021-06-03T10:27:00Z" w:initials="EL">
-    <w:p>
-      <w:pPr>
-        <w:pStyle w:val="CommentText"/>
-      </w:pPr>
-      <w:r>
-        <w:rPr>
-          <w:rStyle w:val="CommentReference"/>
-        </w:rPr>
-        <w:annotationRef/>
-      </w:r>
-      <w:r>
-        <w:t>What to do about experiments that cross seasonal boundaries/ don’t have defined dates and only months?</w:t>
-      </w:r>
-    </w:p>
-  </w:comment>
-  <w:comment w:id="2" w:author="Emily Leedham" w:date="2021-06-03T10:30:00Z" w:initials="EL">
-    <w:p>
-      <w:pPr>
-        <w:pStyle w:val="CommentText"/>
-      </w:pPr>
-      <w:r>
-        <w:rPr>
-          <w:rStyle w:val="CommentReference"/>
-        </w:rPr>
-        <w:annotationRef/>
-      </w:r>
-      <w:r>
-        <w:t>What to do about this</w:t>
-      </w:r>
-    </w:p>
-  </w:comment>
-</w:comments>
-</file>
-
-<file path=word/commentsExtended.xml><?xml version="1.0" encoding="utf-8"?>
-<w15:commentsEx xmlns:wpc="http://schemas.microsoft.com/office/word/2010/wordprocessingCanvas" xmlns:cx="http://schemas.microsoft.com/office/drawing/2014/chartex" xmlns:cx1="http://schemas.microsoft.com/office/drawing/2015/9/8/chartex" xmlns:cx2="http://schemas.microsoft.com/office/drawing/2015/10/21/chartex" xmlns:cx3="http://schemas.microsoft.com/office/drawing/2016/5/9/chartex" xmlns:cx4="http://schemas.microsoft.com/office/drawing/2016/5/10/chartex" xmlns:cx5="http://schemas.microsoft.com/office/drawing/2016/5/11/chartex" xmlns:cx6="http://schemas.microsoft.com/office/drawing/2016/5/12/chartex" xmlns:cx7="http://schemas.microsoft.com/office/drawing/2016/5/13/chartex" xmlns:cx8="http://schemas.microsoft.com/office/drawing/2016/5/14/chartex" xmlns:mc="http://schemas.openxmlformats.org/markup-compatibility/2006" xmlns:aink="http://schemas.microsoft.com/office/drawing/2016/ink" xmlns:am3d="http://schemas.microsoft.com/office/drawing/2017/model3d" xmlns:o="urn:schemas-microsoft-com:office:office" xmlns:r="http://schemas.openxmlformats.org/officeDocument/2006/relationships" xmlns:m="http://schemas.openxmlformats.org/officeDocument/2006/math" xmlns:v="urn:schemas-microsoft-com:vml" xmlns:wp14="http://schemas.microsoft.com/office/word/2010/wordprocessingDrawing" xmlns:wp="http://schemas.openxmlformats.org/drawingml/2006/wordprocessingDrawing" xmlns:w10="urn:schemas-microsoft-com:office:word" xmlns:w="http://schemas.openxmlformats.org/wordprocessingml/2006/main" xmlns:w14="http://schemas.microsoft.com/office/word/2010/wordml" xmlns:w15="http://schemas.microsoft.com/office/word/2012/wordml" xmlns:w16cex="http://schemas.microsoft.com/office/word/2018/wordml/cex" xmlns:w16cid="http://schemas.microsoft.com/office/word/2016/wordml/cid" xmlns:w16="http://schemas.microsoft.com/office/word/2018/wordml" xmlns:w16se="http://schemas.microsoft.com/office/word/2015/wordml/symex" xmlns:wpg="http://schemas.microsoft.com/office/word/2010/wordprocessingGroup" xmlns:wpi="http://schemas.microsoft.com/office/word/2010/wordprocessingInk" xmlns:wne="http://schemas.microsoft.com/office/word/2006/wordml" xmlns:wps="http://schemas.microsoft.com/office/word/2010/wordprocessingShape" mc:Ignorable="w14 w15 w16se w16cid w16 w16cex wp14">
-  <w15:commentEx w15:paraId="7D5A717F" w15:done="0"/>
-  <w15:commentEx w15:paraId="1011D3B2" w15:done="0"/>
-</w15:commentsEx>
-</file>
-
-<file path=word/commentsExtensible.xml><?xml version="1.0" encoding="utf-8"?>
-<w16cex:commentsExtensible xmlns:wpc="http://schemas.microsoft.com/office/word/2010/wordprocessingCanvas" xmlns:cx="http://schemas.microsoft.com/office/drawing/2014/chartex" xmlns:cx1="http://schemas.microsoft.com/office/drawing/2015/9/8/chartex" xmlns:cx2="http://schemas.microsoft.com/office/drawing/2015/10/21/chartex" xmlns:cx3="http://schemas.microsoft.com/office/drawing/2016/5/9/chartex" xmlns:cx4="http://schemas.microsoft.com/office/drawing/2016/5/10/chartex" xmlns:cx5="http://schemas.microsoft.com/office/drawing/2016/5/11/chartex" xmlns:cx6="http://schemas.microsoft.com/office/drawing/2016/5/12/chartex" xmlns:cx7="http://schemas.microsoft.com/office/drawing/2016/5/13/chartex" xmlns:cx8="http://schemas.microsoft.com/office/drawing/2016/5/14/chartex" xmlns:mc="http://schemas.openxmlformats.org/markup-compatibility/2006" xmlns:aink="http://schemas.microsoft.com/office/drawing/2016/ink" xmlns:am3d="http://schemas.microsoft.com/office/drawing/2017/model3d" xmlns:o="urn:schemas-microsoft-com:office:office" xmlns:r="http://schemas.openxmlformats.org/officeDocument/2006/relationships" xmlns:m="http://schemas.openxmlformats.org/officeDocument/2006/math" xmlns:v="urn:schemas-microsoft-com:vml" xmlns:wp14="http://schemas.microsoft.com/office/word/2010/wordprocessingDrawing" xmlns:wp="http://schemas.openxmlformats.org/drawingml/2006/wordprocessingDrawing" xmlns:w10="urn:schemas-microsoft-com:office:word" xmlns:w="http://schemas.openxmlformats.org/wordprocessingml/2006/main" xmlns:w14="http://schemas.microsoft.com/office/word/2010/wordml" xmlns:w15="http://schemas.microsoft.com/office/word/2012/wordml" xmlns:w16cex="http://schemas.microsoft.com/office/word/2018/wordml/cex" xmlns:w16cid="http://schemas.microsoft.com/office/word/2016/wordml/cid" xmlns:w16="http://schemas.microsoft.com/office/word/2018/wordml" xmlns:w16se="http://schemas.microsoft.com/office/word/2015/wordml/symex" xmlns:wpg="http://schemas.microsoft.com/office/word/2010/wordprocessingGroup" xmlns:wpi="http://schemas.microsoft.com/office/word/2010/wordprocessingInk" xmlns:wne="http://schemas.microsoft.com/office/word/2006/wordml" xmlns:wps="http://schemas.microsoft.com/office/word/2010/wordprocessingShape" mc:Ignorable="w14 w15 w16se w16cid w16 w16cex wp14">
-  <w16cex:commentExtensible w16cex:durableId="24632D2F" w16cex:dateUtc="2021-06-03T17:27:00Z"/>
-  <w16cex:commentExtensible w16cex:durableId="24632DB3" w16cex:dateUtc="2021-06-03T17:30:00Z"/>
-</w16cex:commentsExtensible>
-</file>
-
-<file path=word/commentsIds.xml><?xml version="1.0" encoding="utf-8"?>
-<w16cid:commentsIds xmlns:wpc="http://schemas.microsoft.com/office/word/2010/wordprocessingCanvas" xmlns:cx="http://schemas.microsoft.com/office/drawing/2014/chartex" xmlns:cx1="http://schemas.microsoft.com/office/drawing/2015/9/8/chartex" xmlns:cx2="http://schemas.microsoft.com/office/drawing/2015/10/21/chartex" xmlns:cx3="http://schemas.microsoft.com/office/drawing/2016/5/9/chartex" xmlns:cx4="http://schemas.microsoft.com/office/drawing/2016/5/10/chartex" xmlns:cx5="http://schemas.microsoft.com/office/drawing/2016/5/11/chartex" xmlns:cx6="http://schemas.microsoft.com/office/drawing/2016/5/12/chartex" xmlns:cx7="http://schemas.microsoft.com/office/drawing/2016/5/13/chartex" xmlns:cx8="http://schemas.microsoft.com/office/drawing/2016/5/14/chartex" xmlns:mc="http://schemas.openxmlformats.org/markup-compatibility/2006" xmlns:aink="http://schemas.microsoft.com/office/drawing/2016/ink" xmlns:am3d="http://schemas.microsoft.com/office/drawing/2017/model3d" xmlns:o="urn:schemas-microsoft-com:office:office" xmlns:r="http://schemas.openxmlformats.org/officeDocument/2006/relationships" xmlns:m="http://schemas.openxmlformats.org/officeDocument/2006/math" xmlns:v="urn:schemas-microsoft-com:vml" xmlns:wp14="http://schemas.microsoft.com/office/word/2010/wordprocessingDrawing" xmlns:wp="http://schemas.openxmlformats.org/drawingml/2006/wordprocessingDrawing" xmlns:w10="urn:schemas-microsoft-com:office:word" xmlns:w="http://schemas.openxmlformats.org/wordprocessingml/2006/main" xmlns:w14="http://schemas.microsoft.com/office/word/2010/wordml" xmlns:w15="http://schemas.microsoft.com/office/word/2012/wordml" xmlns:w16cex="http://schemas.microsoft.com/office/word/2018/wordml/cex" xmlns:w16cid="http://schemas.microsoft.com/office/word/2016/wordml/cid" xmlns:w16="http://schemas.microsoft.com/office/word/2018/wordml" xmlns:w16se="http://schemas.microsoft.com/office/word/2015/wordml/symex" xmlns:wpg="http://schemas.microsoft.com/office/word/2010/wordprocessingGroup" xmlns:wpi="http://schemas.microsoft.com/office/word/2010/wordprocessingInk" xmlns:wne="http://schemas.microsoft.com/office/word/2006/wordml" xmlns:wps="http://schemas.microsoft.com/office/word/2010/wordprocessingShape" mc:Ignorable="w14 w15 w16se w16cid w16 w16cex wp14">
-  <w16cid:commentId w16cid:paraId="7D5A717F" w16cid:durableId="24632D2F"/>
-  <w16cid:commentId w16cid:paraId="1011D3B2" w16cid:durableId="24632DB3"/>
-</w16cid:commentsIds>
-</file>
-
 <file path=word/numbering.xml><?xml version="1.0" encoding="utf-8"?>
 <w:numbering xmlns:wpc="http://schemas.microsoft.com/office/word/2010/wordprocessingCanvas" xmlns:cx="http://schemas.microsoft.com/office/drawing/2014/chartex" xmlns:cx1="http://schemas.microsoft.com/office/drawing/2015/9/8/chartex" xmlns:cx2="http://schemas.microsoft.com/office/drawing/2015/10/21/chartex" xmlns:cx3="http://schemas.microsoft.com/office/drawing/2016/5/9/chartex" xmlns:cx4="http://schemas.microsoft.com/office/drawing/2016/5/10/chartex" xmlns:cx5="http://schemas.microsoft.com/office/drawing/2016/5/11/chartex" xmlns:cx6="http://schemas.microsoft.com/office/drawing/2016/5/12/chartex" xmlns:cx7="http://schemas.microsoft.com/office/drawing/2016/5/13/chartex" xmlns:cx8="http://schemas.microsoft.com/office/drawing/2016/5/14/chartex" xmlns:mc="http://schemas.openxmlformats.org/markup-compatibility/2006" xmlns:aink="http://schemas.microsoft.com/office/drawing/2016/ink" xmlns:am3d="http://schemas.microsoft.com/office/drawing/2017/model3d" xmlns:o="urn:schemas-microsoft-com:office:office" xmlns:r="http://schemas.openxmlformats.org/officeDocument/2006/relationships" xmlns:m="http://schemas.openxmlformats.org/officeDocument/2006/math" xmlns:v="urn:schemas-microsoft-com:vml" xmlns:wp14="http://schemas.microsoft.com/office/word/2010/wordprocessingDrawing" xmlns:wp="http://schemas.openxmlformats.org/drawingml/2006/wordprocessingDrawing" xmlns:w10="urn:schemas-microsoft-com:office:word" xmlns:w="http://schemas.openxmlformats.org/wordprocessingml/2006/main" xmlns:w14="http://schemas.microsoft.com/office/word/2010/wordml" xmlns:w15="http://schemas.microsoft.com/office/word/2012/wordml" xmlns:w16cex="http://schemas.microsoft.com/office/word/2018/wordml/cex" xmlns:w16cid="http://schemas.microsoft.com/office/word/2016/wordml/cid" xmlns:w16="http://schemas.microsoft.com/office/word/2018/wordml" xmlns:w16se="http://schemas.microsoft.com/office/word/2015/wordml/symex" xmlns:wpg="http://schemas.microsoft.com/office/word/2010/wordprocessingGroup" xmlns:wpi="http://schemas.microsoft.com/office/word/2010/wordprocessingInk" xmlns:wne="http://schemas.microsoft.com/office/word/2006/wordml" xmlns:wps="http://schemas.microsoft.com/office/word/2010/wordprocessingShape" mc:Ignorable="w14 w15 w16se w16cid w16 w16cex wp14">
   <w:abstractNum w:abstractNumId="0" w15:restartNumberingAfterBreak="0">
@@ -3027,6 +3955,119 @@
     </w:lvl>
   </w:abstractNum>
   <w:abstractNum w:abstractNumId="6" w15:restartNumberingAfterBreak="0">
+    <w:nsid w:val="3C9010B0"/>
+    <w:multiLevelType w:val="hybridMultilevel"/>
+    <w:tmpl w:val="D012E002"/>
+    <w:lvl w:ilvl="0" w:tplc="04090001">
+      <w:start w:val="1"/>
+      <w:numFmt w:val="bullet"/>
+      <w:lvlText w:val=""/>
+      <w:lvlJc w:val="left"/>
+      <w:pPr>
+        <w:ind w:left="720" w:hanging="360"/>
+      </w:pPr>
+      <w:rPr>
+        <w:rFonts w:ascii="Symbol" w:hAnsi="Symbol" w:hint="default"/>
+      </w:rPr>
+    </w:lvl>
+    <w:lvl w:ilvl="1" w:tplc="04090003">
+      <w:start w:val="1"/>
+      <w:numFmt w:val="bullet"/>
+      <w:lvlText w:val="o"/>
+      <w:lvlJc w:val="left"/>
+      <w:pPr>
+        <w:ind w:left="1440" w:hanging="360"/>
+      </w:pPr>
+      <w:rPr>
+        <w:rFonts w:ascii="Courier New" w:hAnsi="Courier New" w:cs="Courier New" w:hint="default"/>
+      </w:rPr>
+    </w:lvl>
+    <w:lvl w:ilvl="2" w:tplc="04090005" w:tentative="1">
+      <w:start w:val="1"/>
+      <w:numFmt w:val="bullet"/>
+      <w:lvlText w:val=""/>
+      <w:lvlJc w:val="left"/>
+      <w:pPr>
+        <w:ind w:left="2160" w:hanging="360"/>
+      </w:pPr>
+      <w:rPr>
+        <w:rFonts w:ascii="Wingdings" w:hAnsi="Wingdings" w:hint="default"/>
+      </w:rPr>
+    </w:lvl>
+    <w:lvl w:ilvl="3" w:tplc="04090001" w:tentative="1">
+      <w:start w:val="1"/>
+      <w:numFmt w:val="bullet"/>
+      <w:lvlText w:val=""/>
+      <w:lvlJc w:val="left"/>
+      <w:pPr>
+        <w:ind w:left="2880" w:hanging="360"/>
+      </w:pPr>
+      <w:rPr>
+        <w:rFonts w:ascii="Symbol" w:hAnsi="Symbol" w:hint="default"/>
+      </w:rPr>
+    </w:lvl>
+    <w:lvl w:ilvl="4" w:tplc="04090003" w:tentative="1">
+      <w:start w:val="1"/>
+      <w:numFmt w:val="bullet"/>
+      <w:lvlText w:val="o"/>
+      <w:lvlJc w:val="left"/>
+      <w:pPr>
+        <w:ind w:left="3600" w:hanging="360"/>
+      </w:pPr>
+      <w:rPr>
+        <w:rFonts w:ascii="Courier New" w:hAnsi="Courier New" w:cs="Courier New" w:hint="default"/>
+      </w:rPr>
+    </w:lvl>
+    <w:lvl w:ilvl="5" w:tplc="04090005" w:tentative="1">
+      <w:start w:val="1"/>
+      <w:numFmt w:val="bullet"/>
+      <w:lvlText w:val=""/>
+      <w:lvlJc w:val="left"/>
+      <w:pPr>
+        <w:ind w:left="4320" w:hanging="360"/>
+      </w:pPr>
+      <w:rPr>
+        <w:rFonts w:ascii="Wingdings" w:hAnsi="Wingdings" w:hint="default"/>
+      </w:rPr>
+    </w:lvl>
+    <w:lvl w:ilvl="6" w:tplc="04090001" w:tentative="1">
+      <w:start w:val="1"/>
+      <w:numFmt w:val="bullet"/>
+      <w:lvlText w:val=""/>
+      <w:lvlJc w:val="left"/>
+      <w:pPr>
+        <w:ind w:left="5040" w:hanging="360"/>
+      </w:pPr>
+      <w:rPr>
+        <w:rFonts w:ascii="Symbol" w:hAnsi="Symbol" w:hint="default"/>
+      </w:rPr>
+    </w:lvl>
+    <w:lvl w:ilvl="7" w:tplc="04090003" w:tentative="1">
+      <w:start w:val="1"/>
+      <w:numFmt w:val="bullet"/>
+      <w:lvlText w:val="o"/>
+      <w:lvlJc w:val="left"/>
+      <w:pPr>
+        <w:ind w:left="5760" w:hanging="360"/>
+      </w:pPr>
+      <w:rPr>
+        <w:rFonts w:ascii="Courier New" w:hAnsi="Courier New" w:cs="Courier New" w:hint="default"/>
+      </w:rPr>
+    </w:lvl>
+    <w:lvl w:ilvl="8" w:tplc="04090005" w:tentative="1">
+      <w:start w:val="1"/>
+      <w:numFmt w:val="bullet"/>
+      <w:lvlText w:val=""/>
+      <w:lvlJc w:val="left"/>
+      <w:pPr>
+        <w:ind w:left="6480" w:hanging="360"/>
+      </w:pPr>
+      <w:rPr>
+        <w:rFonts w:ascii="Wingdings" w:hAnsi="Wingdings" w:hint="default"/>
+      </w:rPr>
+    </w:lvl>
+  </w:abstractNum>
+  <w:abstractNum w:abstractNumId="7" w15:restartNumberingAfterBreak="0">
     <w:nsid w:val="444E1B30"/>
     <w:multiLevelType w:val="hybridMultilevel"/>
     <w:tmpl w:val="8C9E2184"/>
@@ -3139,7 +4180,7 @@
       </w:rPr>
     </w:lvl>
   </w:abstractNum>
-  <w:abstractNum w:abstractNumId="7" w15:restartNumberingAfterBreak="0">
+  <w:abstractNum w:abstractNumId="8" w15:restartNumberingAfterBreak="0">
     <w:nsid w:val="4AF97574"/>
     <w:multiLevelType w:val="hybridMultilevel"/>
     <w:tmpl w:val="80DC02C4"/>
@@ -3252,7 +4293,7 @@
       </w:rPr>
     </w:lvl>
   </w:abstractNum>
-  <w:abstractNum w:abstractNumId="8" w15:restartNumberingAfterBreak="0">
+  <w:abstractNum w:abstractNumId="9" w15:restartNumberingAfterBreak="0">
     <w:nsid w:val="56333490"/>
     <w:multiLevelType w:val="hybridMultilevel"/>
     <w:tmpl w:val="E4BCB018"/>
@@ -3365,7 +4406,7 @@
       </w:rPr>
     </w:lvl>
   </w:abstractNum>
-  <w:abstractNum w:abstractNumId="9" w15:restartNumberingAfterBreak="0">
+  <w:abstractNum w:abstractNumId="10" w15:restartNumberingAfterBreak="0">
     <w:nsid w:val="5B32697E"/>
     <w:multiLevelType w:val="hybridMultilevel"/>
     <w:tmpl w:val="95FEDC92"/>
@@ -3478,7 +4519,7 @@
       </w:rPr>
     </w:lvl>
   </w:abstractNum>
-  <w:abstractNum w:abstractNumId="10" w15:restartNumberingAfterBreak="0">
+  <w:abstractNum w:abstractNumId="11" w15:restartNumberingAfterBreak="0">
     <w:nsid w:val="614F6828"/>
     <w:multiLevelType w:val="hybridMultilevel"/>
     <w:tmpl w:val="03FE87BE"/>
@@ -3591,7 +4632,7 @@
       </w:rPr>
     </w:lvl>
   </w:abstractNum>
-  <w:abstractNum w:abstractNumId="11" w15:restartNumberingAfterBreak="0">
+  <w:abstractNum w:abstractNumId="12" w15:restartNumberingAfterBreak="0">
     <w:nsid w:val="6BAE3802"/>
     <w:multiLevelType w:val="hybridMultilevel"/>
     <w:tmpl w:val="CAD281D0"/>
@@ -3704,7 +4745,7 @@
       </w:rPr>
     </w:lvl>
   </w:abstractNum>
-  <w:abstractNum w:abstractNumId="12" w15:restartNumberingAfterBreak="0">
+  <w:abstractNum w:abstractNumId="13" w15:restartNumberingAfterBreak="0">
     <w:nsid w:val="71395E36"/>
     <w:multiLevelType w:val="hybridMultilevel"/>
     <w:tmpl w:val="7C74EC68"/>
@@ -3818,19 +4859,19 @@
     </w:lvl>
   </w:abstractNum>
   <w:num w:numId="1">
-    <w:abstractNumId w:val="6"/>
+    <w:abstractNumId w:val="7"/>
   </w:num>
   <w:num w:numId="2">
-    <w:abstractNumId w:val="7"/>
+    <w:abstractNumId w:val="8"/>
   </w:num>
   <w:num w:numId="3">
     <w:abstractNumId w:val="3"/>
   </w:num>
   <w:num w:numId="4">
-    <w:abstractNumId w:val="8"/>
+    <w:abstractNumId w:val="9"/>
   </w:num>
   <w:num w:numId="5">
-    <w:abstractNumId w:val="11"/>
+    <w:abstractNumId w:val="12"/>
   </w:num>
   <w:num w:numId="6">
     <w:abstractNumId w:val="1"/>
@@ -3839,7 +4880,7 @@
     <w:abstractNumId w:val="5"/>
   </w:num>
   <w:num w:numId="8">
-    <w:abstractNumId w:val="9"/>
+    <w:abstractNumId w:val="10"/>
   </w:num>
   <w:num w:numId="9">
     <w:abstractNumId w:val="2"/>
@@ -3848,23 +4889,18 @@
     <w:abstractNumId w:val="0"/>
   </w:num>
   <w:num w:numId="11">
-    <w:abstractNumId w:val="12"/>
+    <w:abstractNumId w:val="13"/>
   </w:num>
   <w:num w:numId="12">
-    <w:abstractNumId w:val="10"/>
+    <w:abstractNumId w:val="11"/>
   </w:num>
   <w:num w:numId="13">
     <w:abstractNumId w:val="4"/>
   </w:num>
+  <w:num w:numId="14">
+    <w:abstractNumId w:val="6"/>
+  </w:num>
 </w:numbering>
-</file>
-
-<file path=word/people.xml><?xml version="1.0" encoding="utf-8"?>
-<w15:people xmlns:wpc="http://schemas.microsoft.com/office/word/2010/wordprocessingCanvas" xmlns:cx="http://schemas.microsoft.com/office/drawing/2014/chartex" xmlns:cx1="http://schemas.microsoft.com/office/drawing/2015/9/8/chartex" xmlns:cx2="http://schemas.microsoft.com/office/drawing/2015/10/21/chartex" xmlns:cx3="http://schemas.microsoft.com/office/drawing/2016/5/9/chartex" xmlns:cx4="http://schemas.microsoft.com/office/drawing/2016/5/10/chartex" xmlns:cx5="http://schemas.microsoft.com/office/drawing/2016/5/11/chartex" xmlns:cx6="http://schemas.microsoft.com/office/drawing/2016/5/12/chartex" xmlns:cx7="http://schemas.microsoft.com/office/drawing/2016/5/13/chartex" xmlns:cx8="http://schemas.microsoft.com/office/drawing/2016/5/14/chartex" xmlns:mc="http://schemas.openxmlformats.org/markup-compatibility/2006" xmlns:aink="http://schemas.microsoft.com/office/drawing/2016/ink" xmlns:am3d="http://schemas.microsoft.com/office/drawing/2017/model3d" xmlns:o="urn:schemas-microsoft-com:office:office" xmlns:r="http://schemas.openxmlformats.org/officeDocument/2006/relationships" xmlns:m="http://schemas.openxmlformats.org/officeDocument/2006/math" xmlns:v="urn:schemas-microsoft-com:vml" xmlns:wp14="http://schemas.microsoft.com/office/word/2010/wordprocessingDrawing" xmlns:wp="http://schemas.openxmlformats.org/drawingml/2006/wordprocessingDrawing" xmlns:w10="urn:schemas-microsoft-com:office:word" xmlns:w="http://schemas.openxmlformats.org/wordprocessingml/2006/main" xmlns:w14="http://schemas.microsoft.com/office/word/2010/wordml" xmlns:w15="http://schemas.microsoft.com/office/word/2012/wordml" xmlns:w16cex="http://schemas.microsoft.com/office/word/2018/wordml/cex" xmlns:w16cid="http://schemas.microsoft.com/office/word/2016/wordml/cid" xmlns:w16="http://schemas.microsoft.com/office/word/2018/wordml" xmlns:w16se="http://schemas.microsoft.com/office/word/2015/wordml/symex" xmlns:wpg="http://schemas.microsoft.com/office/word/2010/wordprocessingGroup" xmlns:wpi="http://schemas.microsoft.com/office/word/2010/wordprocessingInk" xmlns:wne="http://schemas.microsoft.com/office/word/2006/wordml" xmlns:wps="http://schemas.microsoft.com/office/word/2010/wordprocessingShape" mc:Ignorable="w14 w15 w16se w16cid w16 w16cex wp14">
-  <w15:person w15:author="Emily Leedham">
-    <w15:presenceInfo w15:providerId="Windows Live" w15:userId="31546c2095ac66da"/>
-  </w15:person>
-</w15:people>
 </file>
 
 <file path=word/styles.xml><?xml version="1.0" encoding="utf-8"?>

--- a/InstructionGuide_EJL.docx
+++ b/InstructionGuide_EJL.docx
@@ -1,6 +1,6 @@
 
 <file path=word/document.xml><?xml version="1.0" encoding="utf-8"?>
-<w:document xmlns:wpc="http://schemas.microsoft.com/office/word/2010/wordprocessingCanvas" xmlns:cx="http://schemas.microsoft.com/office/drawing/2014/chartex" xmlns:cx1="http://schemas.microsoft.com/office/drawing/2015/9/8/chartex" xmlns:cx2="http://schemas.microsoft.com/office/drawing/2015/10/21/chartex" xmlns:cx3="http://schemas.microsoft.com/office/drawing/2016/5/9/chartex" xmlns:cx4="http://schemas.microsoft.com/office/drawing/2016/5/10/chartex" xmlns:cx5="http://schemas.microsoft.com/office/drawing/2016/5/11/chartex" xmlns:cx6="http://schemas.microsoft.com/office/drawing/2016/5/12/chartex" xmlns:cx7="http://schemas.microsoft.com/office/drawing/2016/5/13/chartex" xmlns:cx8="http://schemas.microsoft.com/office/drawing/2016/5/14/chartex" xmlns:mc="http://schemas.openxmlformats.org/markup-compatibility/2006" xmlns:aink="http://schemas.microsoft.com/office/drawing/2016/ink" xmlns:am3d="http://schemas.microsoft.com/office/drawing/2017/model3d" xmlns:o="urn:schemas-microsoft-com:office:office" xmlns:r="http://schemas.openxmlformats.org/officeDocument/2006/relationships" xmlns:m="http://schemas.openxmlformats.org/officeDocument/2006/math" xmlns:v="urn:schemas-microsoft-com:vml" xmlns:wp14="http://schemas.microsoft.com/office/word/2010/wordprocessingDrawing" xmlns:wp="http://schemas.openxmlformats.org/drawingml/2006/wordprocessingDrawing" xmlns:w10="urn:schemas-microsoft-com:office:word" xmlns:w="http://schemas.openxmlformats.org/wordprocessingml/2006/main" xmlns:w14="http://schemas.microsoft.com/office/word/2010/wordml" xmlns:w15="http://schemas.microsoft.com/office/word/2012/wordml" xmlns:w16cex="http://schemas.microsoft.com/office/word/2018/wordml/cex" xmlns:w16cid="http://schemas.microsoft.com/office/word/2016/wordml/cid" xmlns:w16="http://schemas.microsoft.com/office/word/2018/wordml" xmlns:w16se="http://schemas.microsoft.com/office/word/2015/wordml/symex" xmlns:wpg="http://schemas.microsoft.com/office/word/2010/wordprocessingGroup" xmlns:wpi="http://schemas.microsoft.com/office/word/2010/wordprocessingInk" xmlns:wne="http://schemas.microsoft.com/office/word/2006/wordml" xmlns:wps="http://schemas.microsoft.com/office/word/2010/wordprocessingShape" mc:Ignorable="w14 w15 w16se w16cid w16 w16cex wp14">
+<w:document xmlns:wpc="http://schemas.microsoft.com/office/word/2010/wordprocessingCanvas" xmlns:cx="http://schemas.microsoft.com/office/drawing/2014/chartex" xmlns:cx1="http://schemas.microsoft.com/office/drawing/2015/9/8/chartex" xmlns:cx2="http://schemas.microsoft.com/office/drawing/2015/10/21/chartex" xmlns:cx3="http://schemas.microsoft.com/office/drawing/2016/5/9/chartex" xmlns:cx4="http://schemas.microsoft.com/office/drawing/2016/5/10/chartex" xmlns:cx5="http://schemas.microsoft.com/office/drawing/2016/5/11/chartex" xmlns:cx6="http://schemas.microsoft.com/office/drawing/2016/5/12/chartex" xmlns:cx7="http://schemas.microsoft.com/office/drawing/2016/5/13/chartex" xmlns:cx8="http://schemas.microsoft.com/office/drawing/2016/5/14/chartex" xmlns:mc="http://schemas.openxmlformats.org/markup-compatibility/2006" xmlns:aink="http://schemas.microsoft.com/office/drawing/2016/ink" xmlns:am3d="http://schemas.microsoft.com/office/drawing/2017/model3d" xmlns:o="urn:schemas-microsoft-com:office:office" xmlns:r="http://schemas.openxmlformats.org/officeDocument/2006/relationships" xmlns:m="http://schemas.openxmlformats.org/officeDocument/2006/math" xmlns:v="urn:schemas-microsoft-com:vml" xmlns:wp14="http://schemas.microsoft.com/office/word/2010/wordprocessingDrawing" xmlns:wp="http://schemas.openxmlformats.org/drawingml/2006/wordprocessingDrawing" xmlns:w10="urn:schemas-microsoft-com:office:word" xmlns:w="http://schemas.openxmlformats.org/wordprocessingml/2006/main" xmlns:w14="http://schemas.microsoft.com/office/word/2010/wordml" xmlns:w15="http://schemas.microsoft.com/office/word/2012/wordml" xmlns:w16cid="http://schemas.microsoft.com/office/word/2016/wordml/cid" xmlns:w16se="http://schemas.microsoft.com/office/word/2015/wordml/symex" xmlns:wpg="http://schemas.microsoft.com/office/word/2010/wordprocessingGroup" xmlns:wpi="http://schemas.microsoft.com/office/word/2010/wordprocessingInk" xmlns:wne="http://schemas.microsoft.com/office/word/2006/wordml" xmlns:wps="http://schemas.microsoft.com/office/word/2010/wordprocessingShape" mc:Ignorable="w14 w15 w16se w16cid wp14">
   <w:body>
     <w:p>
       <w:pPr>
@@ -114,7 +114,21 @@
         <w:rPr>
           <w:lang w:val="en-CA"/>
         </w:rPr>
-        <w:t>Where is the  specific place the water and organisms were collected from/where the experiment took place?</w:t>
+        <w:t xml:space="preserve">Where is </w:t>
+      </w:r>
+      <w:proofErr w:type="gramStart"/>
+      <w:r>
+        <w:rPr>
+          <w:lang w:val="en-CA"/>
+        </w:rPr>
+        <w:t>the  specific</w:t>
+      </w:r>
+      <w:proofErr w:type="gramEnd"/>
+      <w:r>
+        <w:rPr>
+          <w:lang w:val="en-CA"/>
+        </w:rPr>
+        <w:t xml:space="preserve"> place the water and organisms were collected from/where the experiment took place?</w:t>
       </w:r>
       <w:r>
         <w:rPr>
@@ -1331,7 +1345,21 @@
         <w:rPr>
           <w:lang w:val="en-CA"/>
         </w:rPr>
-        <w:t>Field enclosures where animal were manipulated</w:t>
+        <w:t xml:space="preserve">Field enclosures where animal </w:t>
+      </w:r>
+      <w:proofErr w:type="gramStart"/>
+      <w:r>
+        <w:rPr>
+          <w:lang w:val="en-CA"/>
+        </w:rPr>
+        <w:t>were</w:t>
+      </w:r>
+      <w:proofErr w:type="gramEnd"/>
+      <w:r>
+        <w:rPr>
+          <w:lang w:val="en-CA"/>
+        </w:rPr>
+        <w:t xml:space="preserve"> manipulated</w:t>
       </w:r>
     </w:p>
     <w:p>
@@ -1349,13 +1377,7 @@
         <w:rPr>
           <w:lang w:val="en-CA"/>
         </w:rPr>
-        <w:t>Include aquaculture here</w:t>
-      </w:r>
-      <w:r>
-        <w:rPr>
-          <w:lang w:val="en-CA"/>
-        </w:rPr>
-        <w:t>!</w:t>
+        <w:t>Include aquaculture here!</w:t>
       </w:r>
     </w:p>
     <w:p>
@@ -1417,8 +1439,6 @@
         </w:rPr>
         <w:t>5</w:t>
       </w:r>
-      <w:bookmarkStart w:id="0" w:name="_GoBack"/>
-      <w:bookmarkEnd w:id="0"/>
       <w:r>
         <w:rPr>
           <w:lang w:val="en-CA"/>
@@ -2229,8 +2249,16 @@
         <w:rPr>
           <w:lang w:val="en-CA"/>
         </w:rPr>
-        <w:t xml:space="preserve"> Pisaster</w:t>
-      </w:r>
+        <w:t xml:space="preserve"> </w:t>
+      </w:r>
+      <w:proofErr w:type="spellStart"/>
+      <w:r>
+        <w:rPr>
+          <w:lang w:val="en-CA"/>
+        </w:rPr>
+        <w:t>Pisaster</w:t>
+      </w:r>
+      <w:proofErr w:type="spellEnd"/>
     </w:p>
     <w:p>
       <w:pPr>
@@ -2774,8 +2802,16 @@
         <w:rPr>
           <w:lang w:val="en-CA"/>
         </w:rPr>
-        <w:t xml:space="preserve"> Pisaster</w:t>
-      </w:r>
+        <w:t xml:space="preserve"> </w:t>
+      </w:r>
+      <w:proofErr w:type="spellStart"/>
+      <w:r>
+        <w:rPr>
+          <w:lang w:val="en-CA"/>
+        </w:rPr>
+        <w:t>Pisaster</w:t>
+      </w:r>
+      <w:proofErr w:type="spellEnd"/>
     </w:p>
     <w:p>
       <w:pPr>
@@ -3263,6 +3299,157 @@
         </w:rPr>
         <w:t xml:space="preserve"> – Same as for treatment above</w:t>
       </w:r>
+    </w:p>
+    <w:p>
+      <w:pPr>
+        <w:rPr>
+          <w:lang w:val="en-CA"/>
+        </w:rPr>
+      </w:pPr>
+    </w:p>
+    <w:p>
+      <w:pPr>
+        <w:rPr>
+          <w:lang w:val="en-CA"/>
+        </w:rPr>
+      </w:pPr>
+      <w:r>
+        <w:rPr>
+          <w:lang w:val="en-CA"/>
+        </w:rPr>
+        <w:t>nh4_treatment – how much ammonium was in the treatment?</w:t>
+      </w:r>
+    </w:p>
+    <w:p>
+      <w:pPr>
+        <w:rPr>
+          <w:lang w:val="en-CA"/>
+        </w:rPr>
+      </w:pPr>
+    </w:p>
+    <w:p>
+      <w:pPr>
+        <w:rPr>
+          <w:lang w:val="en-CA"/>
+        </w:rPr>
+      </w:pPr>
+      <w:proofErr w:type="spellStart"/>
+      <w:r>
+        <w:rPr>
+          <w:lang w:val="en-CA"/>
+        </w:rPr>
+        <w:t>nutrient_estimate</w:t>
+      </w:r>
+      <w:proofErr w:type="spellEnd"/>
+      <w:r>
+        <w:rPr>
+          <w:lang w:val="en-CA"/>
+        </w:rPr>
+        <w:t xml:space="preserve"> – was the ammonium </w:t>
+      </w:r>
+    </w:p>
+    <w:p>
+      <w:pPr>
+        <w:pStyle w:val="ListParagraph"/>
+        <w:numPr>
+          <w:ilvl w:val="0"/>
+          <w:numId w:val="16"/>
+        </w:numPr>
+        <w:rPr>
+          <w:lang w:val="en-CA"/>
+        </w:rPr>
+      </w:pPr>
+      <w:r>
+        <w:rPr>
+          <w:lang w:val="en-CA"/>
+        </w:rPr>
+        <w:t>measured – in situ or in the tank</w:t>
+      </w:r>
+    </w:p>
+    <w:p>
+      <w:pPr>
+        <w:pStyle w:val="ListParagraph"/>
+        <w:numPr>
+          <w:ilvl w:val="0"/>
+          <w:numId w:val="16"/>
+        </w:numPr>
+        <w:rPr>
+          <w:lang w:val="en-CA"/>
+        </w:rPr>
+      </w:pPr>
+      <w:r>
+        <w:rPr>
+          <w:lang w:val="en-CA"/>
+        </w:rPr>
+        <w:t>calculated – based on excretion rates</w:t>
+      </w:r>
+    </w:p>
+    <w:p>
+      <w:pPr>
+        <w:pStyle w:val="ListParagraph"/>
+        <w:numPr>
+          <w:ilvl w:val="0"/>
+          <w:numId w:val="16"/>
+        </w:numPr>
+        <w:rPr>
+          <w:lang w:val="en-CA"/>
+        </w:rPr>
+      </w:pPr>
+      <w:r>
+        <w:rPr>
+          <w:lang w:val="en-CA"/>
+        </w:rPr>
+        <w:t>estimated – based on estimated excretion rates</w:t>
+      </w:r>
+    </w:p>
+    <w:p>
+      <w:pPr>
+        <w:pStyle w:val="ListParagraph"/>
+        <w:numPr>
+          <w:ilvl w:val="0"/>
+          <w:numId w:val="16"/>
+        </w:numPr>
+        <w:rPr>
+          <w:lang w:val="en-CA"/>
+        </w:rPr>
+      </w:pPr>
+      <w:r>
+        <w:rPr>
+          <w:lang w:val="en-CA"/>
+        </w:rPr>
+        <w:t>excretion – reported as excretion rate</w:t>
+      </w:r>
+    </w:p>
+    <w:p>
+      <w:pPr>
+        <w:ind w:left="720"/>
+        <w:rPr>
+          <w:lang w:val="en-CA"/>
+        </w:rPr>
+      </w:pPr>
+    </w:p>
+    <w:p>
+      <w:pPr>
+        <w:rPr>
+          <w:lang w:val="en-CA"/>
+        </w:rPr>
+      </w:pPr>
+      <w:proofErr w:type="spellStart"/>
+      <w:r>
+        <w:rPr>
+          <w:lang w:val="en-CA"/>
+        </w:rPr>
+        <w:t>background_nut</w:t>
+      </w:r>
+      <w:proofErr w:type="spellEnd"/>
+      <w:r>
+        <w:rPr>
+          <w:lang w:val="en-CA"/>
+        </w:rPr>
+        <w:t xml:space="preserve"> = nutrients present in system/control. NO3 + NO2 + NH4</w:t>
+      </w:r>
+      <w:bookmarkStart w:id="0" w:name="_GoBack"/>
+      <w:bookmarkEnd w:id="0"/>
     </w:p>
     <w:sectPr>
       <w:pgSz w:w="12240" w:h="15840"/>
@@ -3275,7 +3462,7 @@
 </file>
 
 <file path=word/numbering.xml><?xml version="1.0" encoding="utf-8"?>
-<w:numbering xmlns:wpc="http://schemas.microsoft.com/office/word/2010/wordprocessingCanvas" xmlns:cx="http://schemas.microsoft.com/office/drawing/2014/chartex" xmlns:cx1="http://schemas.microsoft.com/office/drawing/2015/9/8/chartex" xmlns:cx2="http://schemas.microsoft.com/office/drawing/2015/10/21/chartex" xmlns:cx3="http://schemas.microsoft.com/office/drawing/2016/5/9/chartex" xmlns:cx4="http://schemas.microsoft.com/office/drawing/2016/5/10/chartex" xmlns:cx5="http://schemas.microsoft.com/office/drawing/2016/5/11/chartex" xmlns:cx6="http://schemas.microsoft.com/office/drawing/2016/5/12/chartex" xmlns:cx7="http://schemas.microsoft.com/office/drawing/2016/5/13/chartex" xmlns:cx8="http://schemas.microsoft.com/office/drawing/2016/5/14/chartex" xmlns:mc="http://schemas.openxmlformats.org/markup-compatibility/2006" xmlns:aink="http://schemas.microsoft.com/office/drawing/2016/ink" xmlns:am3d="http://schemas.microsoft.com/office/drawing/2017/model3d" xmlns:o="urn:schemas-microsoft-com:office:office" xmlns:r="http://schemas.openxmlformats.org/officeDocument/2006/relationships" xmlns:m="http://schemas.openxmlformats.org/officeDocument/2006/math" xmlns:v="urn:schemas-microsoft-com:vml" xmlns:wp14="http://schemas.microsoft.com/office/word/2010/wordprocessingDrawing" xmlns:wp="http://schemas.openxmlformats.org/drawingml/2006/wordprocessingDrawing" xmlns:w10="urn:schemas-microsoft-com:office:word" xmlns:w="http://schemas.openxmlformats.org/wordprocessingml/2006/main" xmlns:w14="http://schemas.microsoft.com/office/word/2010/wordml" xmlns:w15="http://schemas.microsoft.com/office/word/2012/wordml" xmlns:w16cex="http://schemas.microsoft.com/office/word/2018/wordml/cex" xmlns:w16cid="http://schemas.microsoft.com/office/word/2016/wordml/cid" xmlns:w16="http://schemas.microsoft.com/office/word/2018/wordml" xmlns:w16se="http://schemas.microsoft.com/office/word/2015/wordml/symex" xmlns:wpg="http://schemas.microsoft.com/office/word/2010/wordprocessingGroup" xmlns:wpi="http://schemas.microsoft.com/office/word/2010/wordprocessingInk" xmlns:wne="http://schemas.microsoft.com/office/word/2006/wordml" xmlns:wps="http://schemas.microsoft.com/office/word/2010/wordprocessingShape" mc:Ignorable="w14 w15 w16se w16cid w16 w16cex wp14">
+<w:numbering xmlns:wpc="http://schemas.microsoft.com/office/word/2010/wordprocessingCanvas" xmlns:cx="http://schemas.microsoft.com/office/drawing/2014/chartex" xmlns:cx1="http://schemas.microsoft.com/office/drawing/2015/9/8/chartex" xmlns:cx2="http://schemas.microsoft.com/office/drawing/2015/10/21/chartex" xmlns:cx3="http://schemas.microsoft.com/office/drawing/2016/5/9/chartex" xmlns:cx4="http://schemas.microsoft.com/office/drawing/2016/5/10/chartex" xmlns:cx5="http://schemas.microsoft.com/office/drawing/2016/5/11/chartex" xmlns:cx6="http://schemas.microsoft.com/office/drawing/2016/5/12/chartex" xmlns:cx7="http://schemas.microsoft.com/office/drawing/2016/5/13/chartex" xmlns:cx8="http://schemas.microsoft.com/office/drawing/2016/5/14/chartex" xmlns:mc="http://schemas.openxmlformats.org/markup-compatibility/2006" xmlns:aink="http://schemas.microsoft.com/office/drawing/2016/ink" xmlns:am3d="http://schemas.microsoft.com/office/drawing/2017/model3d" xmlns:o="urn:schemas-microsoft-com:office:office" xmlns:r="http://schemas.openxmlformats.org/officeDocument/2006/relationships" xmlns:m="http://schemas.openxmlformats.org/officeDocument/2006/math" xmlns:v="urn:schemas-microsoft-com:vml" xmlns:wp14="http://schemas.microsoft.com/office/word/2010/wordprocessingDrawing" xmlns:wp="http://schemas.openxmlformats.org/drawingml/2006/wordprocessingDrawing" xmlns:w10="urn:schemas-microsoft-com:office:word" xmlns:w="http://schemas.openxmlformats.org/wordprocessingml/2006/main" xmlns:w14="http://schemas.microsoft.com/office/word/2010/wordml" xmlns:w15="http://schemas.microsoft.com/office/word/2012/wordml" xmlns:w16cid="http://schemas.microsoft.com/office/word/2016/wordml/cid" xmlns:w16se="http://schemas.microsoft.com/office/word/2015/wordml/symex" xmlns:wpg="http://schemas.microsoft.com/office/word/2010/wordprocessingGroup" xmlns:wpi="http://schemas.microsoft.com/office/word/2010/wordprocessingInk" xmlns:wne="http://schemas.microsoft.com/office/word/2006/wordml" xmlns:wps="http://schemas.microsoft.com/office/word/2010/wordprocessingShape" mc:Ignorable="w14 w15 w16se w16cid wp14">
   <w:abstractNum w:abstractNumId="0" w15:restartNumberingAfterBreak="0">
     <w:nsid w:val="0A4E07AA"/>
     <w:multiLevelType w:val="hybridMultilevel"/>
@@ -3729,6 +3916,119 @@
     </w:lvl>
   </w:abstractNum>
   <w:abstractNum w:abstractNumId="4" w15:restartNumberingAfterBreak="0">
+    <w:nsid w:val="227064DC"/>
+    <w:multiLevelType w:val="hybridMultilevel"/>
+    <w:tmpl w:val="273C861C"/>
+    <w:lvl w:ilvl="0" w:tplc="04090001">
+      <w:start w:val="1"/>
+      <w:numFmt w:val="bullet"/>
+      <w:lvlText w:val=""/>
+      <w:lvlJc w:val="left"/>
+      <w:pPr>
+        <w:ind w:left="1440" w:hanging="360"/>
+      </w:pPr>
+      <w:rPr>
+        <w:rFonts w:ascii="Symbol" w:hAnsi="Symbol" w:hint="default"/>
+      </w:rPr>
+    </w:lvl>
+    <w:lvl w:ilvl="1" w:tplc="04090003" w:tentative="1">
+      <w:start w:val="1"/>
+      <w:numFmt w:val="bullet"/>
+      <w:lvlText w:val="o"/>
+      <w:lvlJc w:val="left"/>
+      <w:pPr>
+        <w:ind w:left="2160" w:hanging="360"/>
+      </w:pPr>
+      <w:rPr>
+        <w:rFonts w:ascii="Courier New" w:hAnsi="Courier New" w:cs="Courier New" w:hint="default"/>
+      </w:rPr>
+    </w:lvl>
+    <w:lvl w:ilvl="2" w:tplc="04090005" w:tentative="1">
+      <w:start w:val="1"/>
+      <w:numFmt w:val="bullet"/>
+      <w:lvlText w:val=""/>
+      <w:lvlJc w:val="left"/>
+      <w:pPr>
+        <w:ind w:left="2880" w:hanging="360"/>
+      </w:pPr>
+      <w:rPr>
+        <w:rFonts w:ascii="Wingdings" w:hAnsi="Wingdings" w:hint="default"/>
+      </w:rPr>
+    </w:lvl>
+    <w:lvl w:ilvl="3" w:tplc="04090001" w:tentative="1">
+      <w:start w:val="1"/>
+      <w:numFmt w:val="bullet"/>
+      <w:lvlText w:val=""/>
+      <w:lvlJc w:val="left"/>
+      <w:pPr>
+        <w:ind w:left="3600" w:hanging="360"/>
+      </w:pPr>
+      <w:rPr>
+        <w:rFonts w:ascii="Symbol" w:hAnsi="Symbol" w:hint="default"/>
+      </w:rPr>
+    </w:lvl>
+    <w:lvl w:ilvl="4" w:tplc="04090003" w:tentative="1">
+      <w:start w:val="1"/>
+      <w:numFmt w:val="bullet"/>
+      <w:lvlText w:val="o"/>
+      <w:lvlJc w:val="left"/>
+      <w:pPr>
+        <w:ind w:left="4320" w:hanging="360"/>
+      </w:pPr>
+      <w:rPr>
+        <w:rFonts w:ascii="Courier New" w:hAnsi="Courier New" w:cs="Courier New" w:hint="default"/>
+      </w:rPr>
+    </w:lvl>
+    <w:lvl w:ilvl="5" w:tplc="04090005" w:tentative="1">
+      <w:start w:val="1"/>
+      <w:numFmt w:val="bullet"/>
+      <w:lvlText w:val=""/>
+      <w:lvlJc w:val="left"/>
+      <w:pPr>
+        <w:ind w:left="5040" w:hanging="360"/>
+      </w:pPr>
+      <w:rPr>
+        <w:rFonts w:ascii="Wingdings" w:hAnsi="Wingdings" w:hint="default"/>
+      </w:rPr>
+    </w:lvl>
+    <w:lvl w:ilvl="6" w:tplc="04090001" w:tentative="1">
+      <w:start w:val="1"/>
+      <w:numFmt w:val="bullet"/>
+      <w:lvlText w:val=""/>
+      <w:lvlJc w:val="left"/>
+      <w:pPr>
+        <w:ind w:left="5760" w:hanging="360"/>
+      </w:pPr>
+      <w:rPr>
+        <w:rFonts w:ascii="Symbol" w:hAnsi="Symbol" w:hint="default"/>
+      </w:rPr>
+    </w:lvl>
+    <w:lvl w:ilvl="7" w:tplc="04090003" w:tentative="1">
+      <w:start w:val="1"/>
+      <w:numFmt w:val="bullet"/>
+      <w:lvlText w:val="o"/>
+      <w:lvlJc w:val="left"/>
+      <w:pPr>
+        <w:ind w:left="6480" w:hanging="360"/>
+      </w:pPr>
+      <w:rPr>
+        <w:rFonts w:ascii="Courier New" w:hAnsi="Courier New" w:cs="Courier New" w:hint="default"/>
+      </w:rPr>
+    </w:lvl>
+    <w:lvl w:ilvl="8" w:tplc="04090005" w:tentative="1">
+      <w:start w:val="1"/>
+      <w:numFmt w:val="bullet"/>
+      <w:lvlText w:val=""/>
+      <w:lvlJc w:val="left"/>
+      <w:pPr>
+        <w:ind w:left="7200" w:hanging="360"/>
+      </w:pPr>
+      <w:rPr>
+        <w:rFonts w:ascii="Wingdings" w:hAnsi="Wingdings" w:hint="default"/>
+      </w:rPr>
+    </w:lvl>
+  </w:abstractNum>
+  <w:abstractNum w:abstractNumId="5" w15:restartNumberingAfterBreak="0">
     <w:nsid w:val="234E31C5"/>
     <w:multiLevelType w:val="hybridMultilevel"/>
     <w:tmpl w:val="30E4FFEE"/>
@@ -3841,7 +4141,7 @@
       </w:rPr>
     </w:lvl>
   </w:abstractNum>
-  <w:abstractNum w:abstractNumId="5" w15:restartNumberingAfterBreak="0">
+  <w:abstractNum w:abstractNumId="6" w15:restartNumberingAfterBreak="0">
     <w:nsid w:val="33EB0C62"/>
     <w:multiLevelType w:val="hybridMultilevel"/>
     <w:tmpl w:val="5BE85238"/>
@@ -3954,7 +4254,7 @@
       </w:rPr>
     </w:lvl>
   </w:abstractNum>
-  <w:abstractNum w:abstractNumId="6" w15:restartNumberingAfterBreak="0">
+  <w:abstractNum w:abstractNumId="7" w15:restartNumberingAfterBreak="0">
     <w:nsid w:val="3C9010B0"/>
     <w:multiLevelType w:val="hybridMultilevel"/>
     <w:tmpl w:val="D012E002"/>
@@ -4067,7 +4367,7 @@
       </w:rPr>
     </w:lvl>
   </w:abstractNum>
-  <w:abstractNum w:abstractNumId="7" w15:restartNumberingAfterBreak="0">
+  <w:abstractNum w:abstractNumId="8" w15:restartNumberingAfterBreak="0">
     <w:nsid w:val="444E1B30"/>
     <w:multiLevelType w:val="hybridMultilevel"/>
     <w:tmpl w:val="8C9E2184"/>
@@ -4180,7 +4480,7 @@
       </w:rPr>
     </w:lvl>
   </w:abstractNum>
-  <w:abstractNum w:abstractNumId="8" w15:restartNumberingAfterBreak="0">
+  <w:abstractNum w:abstractNumId="9" w15:restartNumberingAfterBreak="0">
     <w:nsid w:val="4AF97574"/>
     <w:multiLevelType w:val="hybridMultilevel"/>
     <w:tmpl w:val="80DC02C4"/>
@@ -4293,7 +4593,7 @@
       </w:rPr>
     </w:lvl>
   </w:abstractNum>
-  <w:abstractNum w:abstractNumId="9" w15:restartNumberingAfterBreak="0">
+  <w:abstractNum w:abstractNumId="10" w15:restartNumberingAfterBreak="0">
     <w:nsid w:val="56333490"/>
     <w:multiLevelType w:val="hybridMultilevel"/>
     <w:tmpl w:val="E4BCB018"/>
@@ -4406,7 +4706,7 @@
       </w:rPr>
     </w:lvl>
   </w:abstractNum>
-  <w:abstractNum w:abstractNumId="10" w15:restartNumberingAfterBreak="0">
+  <w:abstractNum w:abstractNumId="11" w15:restartNumberingAfterBreak="0">
     <w:nsid w:val="5B32697E"/>
     <w:multiLevelType w:val="hybridMultilevel"/>
     <w:tmpl w:val="95FEDC92"/>
@@ -4519,7 +4819,7 @@
       </w:rPr>
     </w:lvl>
   </w:abstractNum>
-  <w:abstractNum w:abstractNumId="11" w15:restartNumberingAfterBreak="0">
+  <w:abstractNum w:abstractNumId="12" w15:restartNumberingAfterBreak="0">
     <w:nsid w:val="614F6828"/>
     <w:multiLevelType w:val="hybridMultilevel"/>
     <w:tmpl w:val="03FE87BE"/>
@@ -4632,7 +4932,7 @@
       </w:rPr>
     </w:lvl>
   </w:abstractNum>
-  <w:abstractNum w:abstractNumId="12" w15:restartNumberingAfterBreak="0">
+  <w:abstractNum w:abstractNumId="13" w15:restartNumberingAfterBreak="0">
     <w:nsid w:val="6BAE3802"/>
     <w:multiLevelType w:val="hybridMultilevel"/>
     <w:tmpl w:val="CAD281D0"/>
@@ -4745,7 +5045,7 @@
       </w:rPr>
     </w:lvl>
   </w:abstractNum>
-  <w:abstractNum w:abstractNumId="13" w15:restartNumberingAfterBreak="0">
+  <w:abstractNum w:abstractNumId="14" w15:restartNumberingAfterBreak="0">
     <w:nsid w:val="71395E36"/>
     <w:multiLevelType w:val="hybridMultilevel"/>
     <w:tmpl w:val="7C74EC68"/>
@@ -4858,29 +5158,142 @@
       </w:rPr>
     </w:lvl>
   </w:abstractNum>
+  <w:abstractNum w:abstractNumId="15" w15:restartNumberingAfterBreak="0">
+    <w:nsid w:val="7420522D"/>
+    <w:multiLevelType w:val="hybridMultilevel"/>
+    <w:tmpl w:val="8954D494"/>
+    <w:lvl w:ilvl="0" w:tplc="04090001">
+      <w:start w:val="1"/>
+      <w:numFmt w:val="bullet"/>
+      <w:lvlText w:val=""/>
+      <w:lvlJc w:val="left"/>
+      <w:pPr>
+        <w:ind w:left="720" w:hanging="360"/>
+      </w:pPr>
+      <w:rPr>
+        <w:rFonts w:ascii="Symbol" w:hAnsi="Symbol" w:hint="default"/>
+      </w:rPr>
+    </w:lvl>
+    <w:lvl w:ilvl="1" w:tplc="04090003" w:tentative="1">
+      <w:start w:val="1"/>
+      <w:numFmt w:val="bullet"/>
+      <w:lvlText w:val="o"/>
+      <w:lvlJc w:val="left"/>
+      <w:pPr>
+        <w:ind w:left="1440" w:hanging="360"/>
+      </w:pPr>
+      <w:rPr>
+        <w:rFonts w:ascii="Courier New" w:hAnsi="Courier New" w:cs="Courier New" w:hint="default"/>
+      </w:rPr>
+    </w:lvl>
+    <w:lvl w:ilvl="2" w:tplc="04090005" w:tentative="1">
+      <w:start w:val="1"/>
+      <w:numFmt w:val="bullet"/>
+      <w:lvlText w:val=""/>
+      <w:lvlJc w:val="left"/>
+      <w:pPr>
+        <w:ind w:left="2160" w:hanging="360"/>
+      </w:pPr>
+      <w:rPr>
+        <w:rFonts w:ascii="Wingdings" w:hAnsi="Wingdings" w:hint="default"/>
+      </w:rPr>
+    </w:lvl>
+    <w:lvl w:ilvl="3" w:tplc="04090001" w:tentative="1">
+      <w:start w:val="1"/>
+      <w:numFmt w:val="bullet"/>
+      <w:lvlText w:val=""/>
+      <w:lvlJc w:val="left"/>
+      <w:pPr>
+        <w:ind w:left="2880" w:hanging="360"/>
+      </w:pPr>
+      <w:rPr>
+        <w:rFonts w:ascii="Symbol" w:hAnsi="Symbol" w:hint="default"/>
+      </w:rPr>
+    </w:lvl>
+    <w:lvl w:ilvl="4" w:tplc="04090003" w:tentative="1">
+      <w:start w:val="1"/>
+      <w:numFmt w:val="bullet"/>
+      <w:lvlText w:val="o"/>
+      <w:lvlJc w:val="left"/>
+      <w:pPr>
+        <w:ind w:left="3600" w:hanging="360"/>
+      </w:pPr>
+      <w:rPr>
+        <w:rFonts w:ascii="Courier New" w:hAnsi="Courier New" w:cs="Courier New" w:hint="default"/>
+      </w:rPr>
+    </w:lvl>
+    <w:lvl w:ilvl="5" w:tplc="04090005" w:tentative="1">
+      <w:start w:val="1"/>
+      <w:numFmt w:val="bullet"/>
+      <w:lvlText w:val=""/>
+      <w:lvlJc w:val="left"/>
+      <w:pPr>
+        <w:ind w:left="4320" w:hanging="360"/>
+      </w:pPr>
+      <w:rPr>
+        <w:rFonts w:ascii="Wingdings" w:hAnsi="Wingdings" w:hint="default"/>
+      </w:rPr>
+    </w:lvl>
+    <w:lvl w:ilvl="6" w:tplc="04090001" w:tentative="1">
+      <w:start w:val="1"/>
+      <w:numFmt w:val="bullet"/>
+      <w:lvlText w:val=""/>
+      <w:lvlJc w:val="left"/>
+      <w:pPr>
+        <w:ind w:left="5040" w:hanging="360"/>
+      </w:pPr>
+      <w:rPr>
+        <w:rFonts w:ascii="Symbol" w:hAnsi="Symbol" w:hint="default"/>
+      </w:rPr>
+    </w:lvl>
+    <w:lvl w:ilvl="7" w:tplc="04090003" w:tentative="1">
+      <w:start w:val="1"/>
+      <w:numFmt w:val="bullet"/>
+      <w:lvlText w:val="o"/>
+      <w:lvlJc w:val="left"/>
+      <w:pPr>
+        <w:ind w:left="5760" w:hanging="360"/>
+      </w:pPr>
+      <w:rPr>
+        <w:rFonts w:ascii="Courier New" w:hAnsi="Courier New" w:cs="Courier New" w:hint="default"/>
+      </w:rPr>
+    </w:lvl>
+    <w:lvl w:ilvl="8" w:tplc="04090005" w:tentative="1">
+      <w:start w:val="1"/>
+      <w:numFmt w:val="bullet"/>
+      <w:lvlText w:val=""/>
+      <w:lvlJc w:val="left"/>
+      <w:pPr>
+        <w:ind w:left="6480" w:hanging="360"/>
+      </w:pPr>
+      <w:rPr>
+        <w:rFonts w:ascii="Wingdings" w:hAnsi="Wingdings" w:hint="default"/>
+      </w:rPr>
+    </w:lvl>
+  </w:abstractNum>
   <w:num w:numId="1">
-    <w:abstractNumId w:val="7"/>
+    <w:abstractNumId w:val="8"/>
   </w:num>
   <w:num w:numId="2">
-    <w:abstractNumId w:val="8"/>
+    <w:abstractNumId w:val="9"/>
   </w:num>
   <w:num w:numId="3">
     <w:abstractNumId w:val="3"/>
   </w:num>
   <w:num w:numId="4">
-    <w:abstractNumId w:val="9"/>
+    <w:abstractNumId w:val="10"/>
   </w:num>
   <w:num w:numId="5">
-    <w:abstractNumId w:val="12"/>
+    <w:abstractNumId w:val="13"/>
   </w:num>
   <w:num w:numId="6">
     <w:abstractNumId w:val="1"/>
   </w:num>
   <w:num w:numId="7">
-    <w:abstractNumId w:val="5"/>
+    <w:abstractNumId w:val="6"/>
   </w:num>
   <w:num w:numId="8">
-    <w:abstractNumId w:val="10"/>
+    <w:abstractNumId w:val="11"/>
   </w:num>
   <w:num w:numId="9">
     <w:abstractNumId w:val="2"/>
@@ -4889,22 +5302,28 @@
     <w:abstractNumId w:val="0"/>
   </w:num>
   <w:num w:numId="11">
-    <w:abstractNumId w:val="13"/>
+    <w:abstractNumId w:val="14"/>
   </w:num>
   <w:num w:numId="12">
-    <w:abstractNumId w:val="11"/>
+    <w:abstractNumId w:val="12"/>
   </w:num>
   <w:num w:numId="13">
+    <w:abstractNumId w:val="5"/>
+  </w:num>
+  <w:num w:numId="14">
+    <w:abstractNumId w:val="7"/>
+  </w:num>
+  <w:num w:numId="15">
     <w:abstractNumId w:val="4"/>
   </w:num>
-  <w:num w:numId="14">
-    <w:abstractNumId w:val="6"/>
+  <w:num w:numId="16">
+    <w:abstractNumId w:val="15"/>
   </w:num>
 </w:numbering>
 </file>
 
 <file path=word/styles.xml><?xml version="1.0" encoding="utf-8"?>
-<w:styles xmlns:mc="http://schemas.openxmlformats.org/markup-compatibility/2006" xmlns:r="http://schemas.openxmlformats.org/officeDocument/2006/relationships" xmlns:w="http://schemas.openxmlformats.org/wordprocessingml/2006/main" xmlns:w14="http://schemas.microsoft.com/office/word/2010/wordml" xmlns:w15="http://schemas.microsoft.com/office/word/2012/wordml" xmlns:w16cex="http://schemas.microsoft.com/office/word/2018/wordml/cex" xmlns:w16cid="http://schemas.microsoft.com/office/word/2016/wordml/cid" xmlns:w16="http://schemas.microsoft.com/office/word/2018/wordml" xmlns:w16se="http://schemas.microsoft.com/office/word/2015/wordml/symex" mc:Ignorable="w14 w15 w16se w16cid w16 w16cex">
+<w:styles xmlns:mc="http://schemas.openxmlformats.org/markup-compatibility/2006" xmlns:r="http://schemas.openxmlformats.org/officeDocument/2006/relationships" xmlns:w="http://schemas.openxmlformats.org/wordprocessingml/2006/main" xmlns:w14="http://schemas.microsoft.com/office/word/2010/wordml" xmlns:w15="http://schemas.microsoft.com/office/word/2012/wordml" xmlns:w16cid="http://schemas.microsoft.com/office/word/2016/wordml/cid" xmlns:w16se="http://schemas.microsoft.com/office/word/2015/wordml/symex" mc:Ignorable="w14 w15 w16se w16cid">
   <w:docDefaults>
     <w:rPrDefault>
       <w:rPr>
@@ -4916,7 +5335,7 @@
     </w:rPrDefault>
     <w:pPrDefault/>
   </w:docDefaults>
-  <w:latentStyles w:defLockedState="0" w:defUIPriority="99" w:defSemiHidden="0" w:defUnhideWhenUsed="0" w:defQFormat="0" w:count="376">
+  <w:latentStyles w:defLockedState="0" w:defUIPriority="99" w:defSemiHidden="0" w:defUnhideWhenUsed="0" w:defQFormat="0" w:count="375">
     <w:lsdException w:name="Normal" w:uiPriority="0" w:qFormat="1"/>
     <w:lsdException w:name="heading 1" w:uiPriority="9" w:qFormat="1"/>
     <w:lsdException w:name="heading 2" w:semiHidden="1" w:uiPriority="9" w:unhideWhenUsed="1" w:qFormat="1"/>
@@ -5290,7 +5709,6 @@
     <w:lsdException w:name="List Table 7 Colorful Accent 6" w:uiPriority="52"/>
     <w:lsdException w:name="Mention" w:semiHidden="1" w:unhideWhenUsed="1"/>
     <w:lsdException w:name="Smart Hyperlink" w:semiHidden="1" w:unhideWhenUsed="1"/>
-    <w:lsdException w:name="Smart Link" w:semiHidden="1" w:unhideWhenUsed="1"/>
   </w:latentStyles>
   <w:style w:type="paragraph" w:default="1" w:styleId="Normal">
     <w:name w:val="Normal"/>

--- a/InstructionGuide_EJL.docx
+++ b/InstructionGuide_EJL.docx
@@ -114,50 +114,14 @@
         <w:rPr>
           <w:lang w:val="en-CA"/>
         </w:rPr>
-        <w:t xml:space="preserve">Where is </w:t>
-      </w:r>
-      <w:proofErr w:type="gramStart"/>
-      <w:r>
-        <w:rPr>
-          <w:lang w:val="en-CA"/>
-        </w:rPr>
-        <w:t>the  specific</w:t>
-      </w:r>
-      <w:proofErr w:type="gramEnd"/>
-      <w:r>
-        <w:rPr>
-          <w:lang w:val="en-CA"/>
-        </w:rPr>
-        <w:t xml:space="preserve"> place the water and organisms were collected from/where the experiment took place?</w:t>
-      </w:r>
-      <w:r>
-        <w:rPr>
-          <w:lang w:val="en-CA"/>
-        </w:rPr>
-        <w:t xml:space="preserve"> </w:t>
-      </w:r>
-      <w:proofErr w:type="spellStart"/>
-      <w:r>
-        <w:rPr>
-          <w:lang w:val="en-CA"/>
-        </w:rPr>
-        <w:t>Eg.</w:t>
-      </w:r>
-      <w:proofErr w:type="spellEnd"/>
-      <w:r>
-        <w:rPr>
-          <w:lang w:val="en-CA"/>
-        </w:rPr>
-        <w:t xml:space="preserve"> </w:t>
-      </w:r>
-      <w:proofErr w:type="spellStart"/>
-      <w:r>
-        <w:rPr>
-          <w:lang w:val="en-CA"/>
-        </w:rPr>
-        <w:t>Bamfield</w:t>
-      </w:r>
-      <w:proofErr w:type="spellEnd"/>
+        <w:t>Where is the  specific place the water and organisms were collected from/where the experiment took place?</w:t>
+      </w:r>
+      <w:r>
+        <w:rPr>
+          <w:lang w:val="en-CA"/>
+        </w:rPr>
+        <w:t xml:space="preserve"> Eg. Bamfield</w:t>
+      </w:r>
     </w:p>
     <w:p>
       <w:pPr>
@@ -415,21 +379,7 @@
         <w:rPr>
           <w:lang w:val="en-CA"/>
         </w:rPr>
-        <w:t xml:space="preserve"> </w:t>
-      </w:r>
-      <w:proofErr w:type="spellStart"/>
-      <w:r>
-        <w:rPr>
-          <w:lang w:val="en-CA"/>
-        </w:rPr>
-        <w:t>Eg.</w:t>
-      </w:r>
-      <w:proofErr w:type="spellEnd"/>
-      <w:r>
-        <w:rPr>
-          <w:lang w:val="en-CA"/>
-        </w:rPr>
-        <w:t xml:space="preserve"> North Atlantic vs South Atlantic</w:t>
+        <w:t xml:space="preserve"> Eg. North Atlantic vs South Atlantic</w:t>
       </w:r>
     </w:p>
     <w:p>
@@ -537,7 +487,6 @@
           <w:lang w:val="en-CA"/>
         </w:rPr>
       </w:pPr>
-      <w:proofErr w:type="spellStart"/>
       <w:r>
         <w:rPr>
           <w:b/>
@@ -554,7 +503,6 @@
         </w:rPr>
         <w:t>limate_zone</w:t>
       </w:r>
-      <w:proofErr w:type="spellEnd"/>
       <w:r>
         <w:rPr>
           <w:b/>
@@ -1010,7 +958,6 @@
           <w:lang w:val="en-CA"/>
         </w:rPr>
       </w:pPr>
-      <w:proofErr w:type="spellStart"/>
       <w:r>
         <w:rPr>
           <w:b/>
@@ -1027,7 +974,6 @@
         </w:rPr>
         <w:t>ater_body</w:t>
       </w:r>
-      <w:proofErr w:type="spellEnd"/>
       <w:r>
         <w:rPr>
           <w:b/>
@@ -1040,39 +986,24 @@
         <w:rPr>
           <w:lang w:val="en-CA"/>
         </w:rPr>
-        <w:t xml:space="preserve">– What kind of water body was the experiment conducted in/organisms collected from? Tide pools, shallow subtidal, lagoon, </w:t>
-      </w:r>
-      <w:proofErr w:type="spellStart"/>
-      <w:r>
-        <w:rPr>
-          <w:lang w:val="en-CA"/>
-        </w:rPr>
-        <w:t>etc</w:t>
-      </w:r>
-      <w:proofErr w:type="spellEnd"/>
-      <w:r>
-        <w:rPr>
-          <w:lang w:val="en-CA"/>
-        </w:rPr>
-        <w:t>? Use the descriptive term given by the authors</w:t>
-      </w:r>
-    </w:p>
-    <w:p>
-      <w:pPr>
-        <w:rPr>
-          <w:lang w:val="en-CA"/>
-        </w:rPr>
-      </w:pPr>
-    </w:p>
-    <w:p>
-      <w:pPr>
-        <w:rPr>
-          <w:b/>
-          <w:bCs/>
-          <w:lang w:val="en-CA"/>
-        </w:rPr>
-      </w:pPr>
-      <w:proofErr w:type="spellStart"/>
+        <w:t>– What kind of water body was the experiment conducted in/organisms collected from? Tide pools, shallow subtidal, lagoon, etc? Use the descriptive term given by the authors</w:t>
+      </w:r>
+    </w:p>
+    <w:p>
+      <w:pPr>
+        <w:rPr>
+          <w:lang w:val="en-CA"/>
+        </w:rPr>
+      </w:pPr>
+    </w:p>
+    <w:p>
+      <w:pPr>
+        <w:rPr>
+          <w:b/>
+          <w:bCs/>
+          <w:lang w:val="en-CA"/>
+        </w:rPr>
+      </w:pPr>
       <w:r>
         <w:rPr>
           <w:b/>
@@ -1081,7 +1012,6 @@
         </w:rPr>
         <w:t>nutrient_levels</w:t>
       </w:r>
-      <w:proofErr w:type="spellEnd"/>
       <w:r>
         <w:rPr>
           <w:lang w:val="en-CA"/>
@@ -1102,23 +1032,13 @@
           <w:lang w:val="en-CA"/>
         </w:rPr>
       </w:pPr>
-      <w:proofErr w:type="spellStart"/>
-      <w:r>
-        <w:rPr>
-          <w:b/>
-          <w:bCs/>
-          <w:lang w:val="en-CA"/>
-        </w:rPr>
-        <w:t>lab_field</w:t>
-      </w:r>
-      <w:proofErr w:type="spellEnd"/>
-      <w:r>
-        <w:rPr>
-          <w:b/>
-          <w:bCs/>
-          <w:lang w:val="en-CA"/>
-        </w:rPr>
-        <w:t xml:space="preserve"> </w:t>
+      <w:r>
+        <w:rPr>
+          <w:b/>
+          <w:bCs/>
+          <w:lang w:val="en-CA"/>
+        </w:rPr>
+        <w:t xml:space="preserve">lab_field </w:t>
       </w:r>
       <w:r>
         <w:rPr>
@@ -1345,21 +1265,7 @@
         <w:rPr>
           <w:lang w:val="en-CA"/>
         </w:rPr>
-        <w:t xml:space="preserve">Field enclosures where animal </w:t>
-      </w:r>
-      <w:proofErr w:type="gramStart"/>
-      <w:r>
-        <w:rPr>
-          <w:lang w:val="en-CA"/>
-        </w:rPr>
-        <w:t>were</w:t>
-      </w:r>
-      <w:proofErr w:type="gramEnd"/>
-      <w:r>
-        <w:rPr>
-          <w:lang w:val="en-CA"/>
-        </w:rPr>
-        <w:t xml:space="preserve"> manipulated</w:t>
+        <w:t>Field enclosures where animal were manipulated</w:t>
       </w:r>
     </w:p>
     <w:p>
@@ -1487,23 +1393,7 @@
           <w:strike/>
           <w:lang w:val="en-CA"/>
         </w:rPr>
-        <w:t xml:space="preserve">(2) field: </w:t>
-      </w:r>
-      <w:proofErr w:type="spellStart"/>
-      <w:r>
-        <w:rPr>
-          <w:strike/>
-          <w:lang w:val="en-CA"/>
-        </w:rPr>
-        <w:t>unstocked</w:t>
-      </w:r>
-      <w:proofErr w:type="spellEnd"/>
-      <w:r>
-        <w:rPr>
-          <w:strike/>
-          <w:lang w:val="en-CA"/>
-        </w:rPr>
-        <w:t xml:space="preserve"> enclosure</w:t>
+        <w:t>(2) field: unstocked enclosure</w:t>
       </w:r>
     </w:p>
     <w:p>
@@ -1538,21 +1428,12 @@
           <w:lang w:val="en-CA"/>
         </w:rPr>
       </w:pPr>
-      <w:proofErr w:type="spellStart"/>
       <w:r>
         <w:rPr>
           <w:strike/>
           <w:lang w:val="en-CA"/>
         </w:rPr>
-        <w:t>Eg.</w:t>
-      </w:r>
-      <w:proofErr w:type="spellEnd"/>
-      <w:r>
-        <w:rPr>
-          <w:strike/>
-          <w:lang w:val="en-CA"/>
-        </w:rPr>
-        <w:t xml:space="preserve"> transplant experiment?</w:t>
+        <w:t>Eg. transplant experiment?</w:t>
       </w:r>
     </w:p>
     <w:p>
@@ -1661,21 +1542,7 @@
         <w:rPr>
           <w:lang w:val="en-CA"/>
         </w:rPr>
-        <w:t xml:space="preserve"> Use your best estimate if the study doesn’t neatly fit into one of these categories perfectly. </w:t>
-      </w:r>
-      <w:proofErr w:type="spellStart"/>
-      <w:r>
-        <w:rPr>
-          <w:lang w:val="en-CA"/>
-        </w:rPr>
-        <w:t>Eg.</w:t>
-      </w:r>
-      <w:proofErr w:type="spellEnd"/>
-      <w:r>
-        <w:rPr>
-          <w:lang w:val="en-CA"/>
-        </w:rPr>
-        <w:t xml:space="preserve"> winter, spring-summer. </w:t>
+        <w:t xml:space="preserve"> Use your best estimate if the study doesn’t neatly fit into one of these categories perfectly. Eg. winter, spring-summer. </w:t>
       </w:r>
     </w:p>
     <w:p>
@@ -1811,7 +1678,6 @@
           <w:lang w:val="en-CA"/>
         </w:rPr>
       </w:pPr>
-      <w:proofErr w:type="spellStart"/>
       <w:r>
         <w:rPr>
           <w:b/>
@@ -1820,7 +1686,6 @@
         </w:rPr>
         <w:t>year_of_study</w:t>
       </w:r>
-      <w:proofErr w:type="spellEnd"/>
       <w:r>
         <w:rPr>
           <w:lang w:val="en-CA"/>
@@ -1831,37 +1696,22 @@
         <w:rPr>
           <w:lang w:val="en-CA"/>
         </w:rPr>
-        <w:t xml:space="preserve"> If the study spanned multiple years indicate the range. </w:t>
-      </w:r>
-      <w:proofErr w:type="spellStart"/>
-      <w:r>
-        <w:rPr>
-          <w:lang w:val="en-CA"/>
-        </w:rPr>
-        <w:t>Eg.</w:t>
-      </w:r>
-      <w:proofErr w:type="spellEnd"/>
-      <w:r>
-        <w:rPr>
-          <w:lang w:val="en-CA"/>
-        </w:rPr>
-        <w:t xml:space="preserve"> 2014-2006</w:t>
-      </w:r>
-    </w:p>
-    <w:p>
-      <w:pPr>
-        <w:rPr>
-          <w:lang w:val="en-CA"/>
-        </w:rPr>
-      </w:pPr>
-    </w:p>
-    <w:p>
-      <w:pPr>
-        <w:rPr>
-          <w:lang w:val="en-CA"/>
-        </w:rPr>
-      </w:pPr>
-      <w:proofErr w:type="spellStart"/>
+        <w:t xml:space="preserve"> If the study spanned multiple years indicate the range. Eg. 2014-2006</w:t>
+      </w:r>
+    </w:p>
+    <w:p>
+      <w:pPr>
+        <w:rPr>
+          <w:lang w:val="en-CA"/>
+        </w:rPr>
+      </w:pPr>
+    </w:p>
+    <w:p>
+      <w:pPr>
+        <w:rPr>
+          <w:lang w:val="en-CA"/>
+        </w:rPr>
+      </w:pPr>
       <w:r>
         <w:rPr>
           <w:b/>
@@ -1878,7 +1728,6 @@
         </w:rPr>
         <w:t>_species_family_comm</w:t>
       </w:r>
-      <w:proofErr w:type="spellEnd"/>
       <w:r>
         <w:rPr>
           <w:lang w:val="en-CA"/>
@@ -1953,7 +1802,6 @@
           <w:lang w:val="en-CA"/>
         </w:rPr>
       </w:pPr>
-      <w:proofErr w:type="spellStart"/>
       <w:r>
         <w:rPr>
           <w:b/>
@@ -1962,7 +1810,6 @@
         </w:rPr>
         <w:t>c_family</w:t>
       </w:r>
-      <w:proofErr w:type="spellEnd"/>
       <w:r>
         <w:rPr>
           <w:lang w:val="en-CA"/>
@@ -2001,7 +1848,6 @@
           <w:lang w:val="en-CA"/>
         </w:rPr>
       </w:pPr>
-      <w:proofErr w:type="spellStart"/>
       <w:r>
         <w:rPr>
           <w:b/>
@@ -2010,7 +1856,6 @@
         </w:rPr>
         <w:t>c_taxa</w:t>
       </w:r>
-      <w:proofErr w:type="spellEnd"/>
       <w:r>
         <w:rPr>
           <w:lang w:val="en-CA"/>
@@ -2177,7 +2022,6 @@
           <w:lang w:val="en-CA"/>
         </w:rPr>
       </w:pPr>
-      <w:proofErr w:type="spellStart"/>
       <w:r>
         <w:rPr>
           <w:b/>
@@ -2186,42 +2030,26 @@
         </w:rPr>
         <w:t>c_phyla</w:t>
       </w:r>
-      <w:proofErr w:type="spellEnd"/>
-      <w:r>
-        <w:rPr>
-          <w:lang w:val="en-CA"/>
-        </w:rPr>
-        <w:t xml:space="preserve"> – state phylum name of the consumers, </w:t>
-      </w:r>
-      <w:proofErr w:type="spellStart"/>
-      <w:r>
-        <w:rPr>
-          <w:lang w:val="en-CA"/>
-        </w:rPr>
-        <w:t>eg.</w:t>
-      </w:r>
-      <w:proofErr w:type="spellEnd"/>
-      <w:r>
-        <w:rPr>
-          <w:lang w:val="en-CA"/>
-        </w:rPr>
-        <w:t xml:space="preserve"> Echinodermata</w:t>
-      </w:r>
-    </w:p>
-    <w:p>
-      <w:pPr>
-        <w:rPr>
-          <w:lang w:val="en-CA"/>
-        </w:rPr>
-      </w:pPr>
-    </w:p>
-    <w:p>
-      <w:pPr>
-        <w:rPr>
-          <w:lang w:val="en-CA"/>
-        </w:rPr>
-      </w:pPr>
-      <w:proofErr w:type="spellStart"/>
+      <w:r>
+        <w:rPr>
+          <w:lang w:val="en-CA"/>
+        </w:rPr>
+        <w:t xml:space="preserve"> – state phylum name of the consumers, eg. Echinodermata</w:t>
+      </w:r>
+    </w:p>
+    <w:p>
+      <w:pPr>
+        <w:rPr>
+          <w:lang w:val="en-CA"/>
+        </w:rPr>
+      </w:pPr>
+    </w:p>
+    <w:p>
+      <w:pPr>
+        <w:rPr>
+          <w:lang w:val="en-CA"/>
+        </w:rPr>
+      </w:pPr>
       <w:r>
         <w:rPr>
           <w:b/>
@@ -2230,50 +2058,26 @@
         </w:rPr>
         <w:t>c_genus</w:t>
       </w:r>
-      <w:proofErr w:type="spellEnd"/>
-      <w:r>
-        <w:rPr>
-          <w:lang w:val="en-CA"/>
-        </w:rPr>
-        <w:t xml:space="preserve"> – consumer’s genus name, </w:t>
-      </w:r>
-      <w:proofErr w:type="spellStart"/>
-      <w:r>
-        <w:rPr>
-          <w:lang w:val="en-CA"/>
-        </w:rPr>
-        <w:t>eg</w:t>
-      </w:r>
-      <w:proofErr w:type="spellEnd"/>
-      <w:r>
-        <w:rPr>
-          <w:lang w:val="en-CA"/>
-        </w:rPr>
-        <w:t xml:space="preserve"> </w:t>
-      </w:r>
-      <w:proofErr w:type="spellStart"/>
-      <w:r>
-        <w:rPr>
-          <w:lang w:val="en-CA"/>
-        </w:rPr>
-        <w:t>Pisaster</w:t>
-      </w:r>
-      <w:proofErr w:type="spellEnd"/>
-    </w:p>
-    <w:p>
-      <w:pPr>
-        <w:rPr>
-          <w:lang w:val="en-CA"/>
-        </w:rPr>
-      </w:pPr>
-    </w:p>
-    <w:p>
-      <w:pPr>
-        <w:rPr>
-          <w:lang w:val="en-CA"/>
-        </w:rPr>
-      </w:pPr>
-      <w:proofErr w:type="spellStart"/>
+      <w:r>
+        <w:rPr>
+          <w:lang w:val="en-CA"/>
+        </w:rPr>
+        <w:t xml:space="preserve"> – consumer’s genus name, eg Pisaster</w:t>
+      </w:r>
+    </w:p>
+    <w:p>
+      <w:pPr>
+        <w:rPr>
+          <w:lang w:val="en-CA"/>
+        </w:rPr>
+      </w:pPr>
+    </w:p>
+    <w:p>
+      <w:pPr>
+        <w:rPr>
+          <w:lang w:val="en-CA"/>
+        </w:rPr>
+      </w:pPr>
       <w:r>
         <w:rPr>
           <w:b/>
@@ -2282,50 +2086,26 @@
         </w:rPr>
         <w:t>c_species</w:t>
       </w:r>
-      <w:proofErr w:type="spellEnd"/>
-      <w:r>
-        <w:rPr>
-          <w:lang w:val="en-CA"/>
-        </w:rPr>
-        <w:t xml:space="preserve"> – consumer’s species name, </w:t>
-      </w:r>
-      <w:proofErr w:type="spellStart"/>
-      <w:r>
-        <w:rPr>
-          <w:lang w:val="en-CA"/>
-        </w:rPr>
-        <w:t>eg</w:t>
-      </w:r>
-      <w:proofErr w:type="spellEnd"/>
-      <w:r>
-        <w:rPr>
-          <w:lang w:val="en-CA"/>
-        </w:rPr>
-        <w:t xml:space="preserve"> </w:t>
-      </w:r>
-      <w:proofErr w:type="spellStart"/>
-      <w:r>
-        <w:rPr>
-          <w:lang w:val="en-CA"/>
-        </w:rPr>
-        <w:t>ochraceus</w:t>
-      </w:r>
-      <w:proofErr w:type="spellEnd"/>
-    </w:p>
-    <w:p>
-      <w:pPr>
-        <w:rPr>
-          <w:lang w:val="en-CA"/>
-        </w:rPr>
-      </w:pPr>
-    </w:p>
-    <w:p>
-      <w:pPr>
-        <w:rPr>
-          <w:lang w:val="en-CA"/>
-        </w:rPr>
-      </w:pPr>
-      <w:proofErr w:type="spellStart"/>
+      <w:r>
+        <w:rPr>
+          <w:lang w:val="en-CA"/>
+        </w:rPr>
+        <w:t xml:space="preserve"> – consumer’s species name, eg ochraceus</w:t>
+      </w:r>
+    </w:p>
+    <w:p>
+      <w:pPr>
+        <w:rPr>
+          <w:lang w:val="en-CA"/>
+        </w:rPr>
+      </w:pPr>
+    </w:p>
+    <w:p>
+      <w:pPr>
+        <w:rPr>
+          <w:lang w:val="en-CA"/>
+        </w:rPr>
+      </w:pPr>
       <w:r>
         <w:rPr>
           <w:b/>
@@ -2350,7 +2130,6 @@
         </w:rPr>
         <w:t>_species_family_comm</w:t>
       </w:r>
-      <w:proofErr w:type="spellEnd"/>
       <w:r>
         <w:rPr>
           <w:lang w:val="en-CA"/>
@@ -2425,7 +2204,6 @@
           <w:lang w:val="en-CA"/>
         </w:rPr>
       </w:pPr>
-      <w:proofErr w:type="spellStart"/>
       <w:r>
         <w:rPr>
           <w:b/>
@@ -2450,7 +2228,6 @@
         </w:rPr>
         <w:t>_family</w:t>
       </w:r>
-      <w:proofErr w:type="spellEnd"/>
       <w:r>
         <w:rPr>
           <w:lang w:val="en-CA"/>
@@ -2471,7 +2248,6 @@
           <w:lang w:val="en-CA"/>
         </w:rPr>
       </w:pPr>
-      <w:proofErr w:type="spellStart"/>
       <w:r>
         <w:rPr>
           <w:b/>
@@ -2488,7 +2264,6 @@
         </w:rPr>
         <w:t>p_taxa</w:t>
       </w:r>
-      <w:proofErr w:type="spellEnd"/>
       <w:r>
         <w:rPr>
           <w:lang w:val="en-CA"/>
@@ -2637,21 +2412,7 @@
         <w:rPr>
           <w:lang w:val="en-CA"/>
         </w:rPr>
-        <w:t>(</w:t>
-      </w:r>
-      <w:proofErr w:type="spellStart"/>
-      <w:r>
-        <w:rPr>
-          <w:lang w:val="en-CA"/>
-        </w:rPr>
-        <w:t>En</w:t>
-      </w:r>
-      <w:proofErr w:type="spellEnd"/>
-      <w:r>
-        <w:rPr>
-          <w:lang w:val="en-CA"/>
-        </w:rPr>
-        <w:t>) Endosymbiont</w:t>
+        <w:t>(En) Endosymbiont</w:t>
       </w:r>
     </w:p>
     <w:p>
@@ -2698,7 +2459,6 @@
           <w:lang w:val="en-CA"/>
         </w:rPr>
       </w:pPr>
-      <w:proofErr w:type="spellStart"/>
       <w:r>
         <w:rPr>
           <w:b/>
@@ -2723,42 +2483,26 @@
         </w:rPr>
         <w:t>_phyla</w:t>
       </w:r>
-      <w:proofErr w:type="spellEnd"/>
-      <w:r>
-        <w:rPr>
-          <w:lang w:val="en-CA"/>
-        </w:rPr>
-        <w:t xml:space="preserve"> – state phylum name of the primary producer, </w:t>
-      </w:r>
-      <w:proofErr w:type="spellStart"/>
-      <w:r>
-        <w:rPr>
-          <w:lang w:val="en-CA"/>
-        </w:rPr>
-        <w:t>eg.</w:t>
-      </w:r>
-      <w:proofErr w:type="spellEnd"/>
-      <w:r>
-        <w:rPr>
-          <w:lang w:val="en-CA"/>
-        </w:rPr>
-        <w:t xml:space="preserve"> Echinodermata</w:t>
-      </w:r>
-    </w:p>
-    <w:p>
-      <w:pPr>
-        <w:rPr>
-          <w:lang w:val="en-CA"/>
-        </w:rPr>
-      </w:pPr>
-    </w:p>
-    <w:p>
-      <w:pPr>
-        <w:rPr>
-          <w:lang w:val="en-CA"/>
-        </w:rPr>
-      </w:pPr>
-      <w:proofErr w:type="spellStart"/>
+      <w:r>
+        <w:rPr>
+          <w:lang w:val="en-CA"/>
+        </w:rPr>
+        <w:t xml:space="preserve"> – state phylum name of the primary producer, eg. Echinodermata</w:t>
+      </w:r>
+    </w:p>
+    <w:p>
+      <w:pPr>
+        <w:rPr>
+          <w:lang w:val="en-CA"/>
+        </w:rPr>
+      </w:pPr>
+    </w:p>
+    <w:p>
+      <w:pPr>
+        <w:rPr>
+          <w:lang w:val="en-CA"/>
+        </w:rPr>
+      </w:pPr>
       <w:r>
         <w:rPr>
           <w:b/>
@@ -2783,50 +2527,26 @@
         </w:rPr>
         <w:t>_genus</w:t>
       </w:r>
-      <w:proofErr w:type="spellEnd"/>
-      <w:r>
-        <w:rPr>
-          <w:lang w:val="en-CA"/>
-        </w:rPr>
-        <w:t xml:space="preserve"> – primary producer’s genus name, </w:t>
-      </w:r>
-      <w:proofErr w:type="spellStart"/>
-      <w:r>
-        <w:rPr>
-          <w:lang w:val="en-CA"/>
-        </w:rPr>
-        <w:t>eg</w:t>
-      </w:r>
-      <w:proofErr w:type="spellEnd"/>
-      <w:r>
-        <w:rPr>
-          <w:lang w:val="en-CA"/>
-        </w:rPr>
-        <w:t xml:space="preserve"> </w:t>
-      </w:r>
-      <w:proofErr w:type="spellStart"/>
-      <w:r>
-        <w:rPr>
-          <w:lang w:val="en-CA"/>
-        </w:rPr>
-        <w:t>Pisaster</w:t>
-      </w:r>
-      <w:proofErr w:type="spellEnd"/>
-    </w:p>
-    <w:p>
-      <w:pPr>
-        <w:rPr>
-          <w:lang w:val="en-CA"/>
-        </w:rPr>
-      </w:pPr>
-    </w:p>
-    <w:p>
-      <w:pPr>
-        <w:rPr>
-          <w:lang w:val="en-CA"/>
-        </w:rPr>
-      </w:pPr>
-      <w:proofErr w:type="spellStart"/>
+      <w:r>
+        <w:rPr>
+          <w:lang w:val="en-CA"/>
+        </w:rPr>
+        <w:t xml:space="preserve"> – primary producer’s genus name, eg Pisaster</w:t>
+      </w:r>
+    </w:p>
+    <w:p>
+      <w:pPr>
+        <w:rPr>
+          <w:lang w:val="en-CA"/>
+        </w:rPr>
+      </w:pPr>
+    </w:p>
+    <w:p>
+      <w:pPr>
+        <w:rPr>
+          <w:lang w:val="en-CA"/>
+        </w:rPr>
+      </w:pPr>
       <w:r>
         <w:rPr>
           <w:b/>
@@ -2851,35 +2571,12 @@
         </w:rPr>
         <w:t>_species</w:t>
       </w:r>
-      <w:proofErr w:type="spellEnd"/>
-      <w:r>
-        <w:rPr>
-          <w:lang w:val="en-CA"/>
-        </w:rPr>
-        <w:t xml:space="preserve"> – primary producer’s species name, </w:t>
-      </w:r>
-      <w:proofErr w:type="spellStart"/>
-      <w:r>
-        <w:rPr>
-          <w:lang w:val="en-CA"/>
-        </w:rPr>
-        <w:t>eg</w:t>
-      </w:r>
-      <w:proofErr w:type="spellEnd"/>
-      <w:r>
-        <w:rPr>
-          <w:lang w:val="en-CA"/>
-        </w:rPr>
-        <w:t xml:space="preserve"> </w:t>
-      </w:r>
-      <w:proofErr w:type="spellStart"/>
-      <w:r>
-        <w:rPr>
-          <w:lang w:val="en-CA"/>
-        </w:rPr>
-        <w:t>ochraceus</w:t>
-      </w:r>
-      <w:proofErr w:type="spellEnd"/>
+      <w:r>
+        <w:rPr>
+          <w:lang w:val="en-CA"/>
+        </w:rPr>
+        <w:t xml:space="preserve"> – primary producer’s species name, eg ochraceus</w:t>
+      </w:r>
     </w:p>
     <w:p>
       <w:pPr>
@@ -2906,37 +2603,22 @@
         <w:rPr>
           <w:lang w:val="en-CA"/>
         </w:rPr>
-        <w:t xml:space="preserve"> – Where is the data presented in the paper? </w:t>
-      </w:r>
-      <w:proofErr w:type="spellStart"/>
-      <w:r>
-        <w:rPr>
-          <w:lang w:val="en-CA"/>
-        </w:rPr>
-        <w:t>Eg.</w:t>
-      </w:r>
-      <w:proofErr w:type="spellEnd"/>
-      <w:r>
-        <w:rPr>
-          <w:lang w:val="en-CA"/>
-        </w:rPr>
-        <w:t xml:space="preserve"> Fig1b, in text, Table2, raw data</w:t>
-      </w:r>
-    </w:p>
-    <w:p>
-      <w:pPr>
-        <w:rPr>
-          <w:lang w:val="en-CA"/>
-        </w:rPr>
-      </w:pPr>
-    </w:p>
-    <w:p>
-      <w:pPr>
-        <w:rPr>
-          <w:lang w:val="en-CA"/>
-        </w:rPr>
-      </w:pPr>
-      <w:proofErr w:type="spellStart"/>
+        <w:t xml:space="preserve"> – Where is the data presented in the paper? Eg. Fig1b, in text, Table2, raw data</w:t>
+      </w:r>
+    </w:p>
+    <w:p>
+      <w:pPr>
+        <w:rPr>
+          <w:lang w:val="en-CA"/>
+        </w:rPr>
+      </w:pPr>
+    </w:p>
+    <w:p>
+      <w:pPr>
+        <w:rPr>
+          <w:lang w:val="en-CA"/>
+        </w:rPr>
+      </w:pPr>
       <w:r>
         <w:rPr>
           <w:b/>
@@ -2945,35 +2627,12 @@
         </w:rPr>
         <w:t>data_source</w:t>
       </w:r>
-      <w:proofErr w:type="spellEnd"/>
-      <w:r>
-        <w:rPr>
-          <w:lang w:val="en-CA"/>
-        </w:rPr>
-        <w:t xml:space="preserve"> – Where did the data come from? </w:t>
-      </w:r>
-      <w:proofErr w:type="spellStart"/>
-      <w:r>
-        <w:rPr>
-          <w:lang w:val="en-CA"/>
-        </w:rPr>
-        <w:t>Eg.</w:t>
-      </w:r>
-      <w:proofErr w:type="spellEnd"/>
-      <w:r>
-        <w:rPr>
-          <w:lang w:val="en-CA"/>
-        </w:rPr>
-        <w:t xml:space="preserve"> in text, </w:t>
-      </w:r>
-      <w:proofErr w:type="spellStart"/>
-      <w:r>
-        <w:rPr>
-          <w:lang w:val="en-CA"/>
-        </w:rPr>
-        <w:t>WebplotDigitizer</w:t>
-      </w:r>
-      <w:proofErr w:type="spellEnd"/>
+      <w:r>
+        <w:rPr>
+          <w:lang w:val="en-CA"/>
+        </w:rPr>
+        <w:t xml:space="preserve"> – Where did the data come from? Eg. in text, WebplotDigitizer</w:t>
+      </w:r>
     </w:p>
     <w:p>
       <w:pPr>
@@ -3001,21 +2660,7 @@
         <w:rPr>
           <w:lang w:val="en-CA"/>
         </w:rPr>
-        <w:t xml:space="preserve"> – What is the treatment? </w:t>
-      </w:r>
-      <w:proofErr w:type="spellStart"/>
-      <w:r>
-        <w:rPr>
-          <w:lang w:val="en-CA"/>
-        </w:rPr>
-        <w:t>Eg.</w:t>
-      </w:r>
-      <w:proofErr w:type="spellEnd"/>
-      <w:r>
-        <w:rPr>
-          <w:lang w:val="en-CA"/>
-        </w:rPr>
-        <w:t xml:space="preserve"> effluent, animal, faeces, proximity to animal</w:t>
+        <w:t xml:space="preserve"> – What is the treatment? Eg. effluent, animal, faeces, proximity to animal</w:t>
       </w:r>
     </w:p>
     <w:p>
@@ -3043,35 +2688,7 @@
         <w:rPr>
           <w:lang w:val="en-CA"/>
         </w:rPr>
-        <w:t xml:space="preserve"> – what did they measure? </w:t>
-      </w:r>
-      <w:proofErr w:type="spellStart"/>
-      <w:r>
-        <w:rPr>
-          <w:lang w:val="en-CA"/>
-        </w:rPr>
-        <w:t>Eg.</w:t>
-      </w:r>
-      <w:proofErr w:type="spellEnd"/>
-      <w:r>
-        <w:rPr>
-          <w:lang w:val="en-CA"/>
-        </w:rPr>
-        <w:t xml:space="preserve"> growth rate? </w:t>
-      </w:r>
-      <w:proofErr w:type="spellStart"/>
-      <w:r>
-        <w:rPr>
-          <w:lang w:val="en-CA"/>
-        </w:rPr>
-        <w:t>chl_a</w:t>
-      </w:r>
-      <w:proofErr w:type="spellEnd"/>
-      <w:r>
-        <w:rPr>
-          <w:lang w:val="en-CA"/>
-        </w:rPr>
-        <w:t>, productivity</w:t>
+        <w:t xml:space="preserve"> – what did they measure? Eg. growth rate? chl_a, productivity</w:t>
       </w:r>
     </w:p>
     <w:p>
@@ -3121,7 +2738,6 @@
           <w:lang w:val="en-CA"/>
         </w:rPr>
       </w:pPr>
-      <w:proofErr w:type="spellStart"/>
       <w:r>
         <w:rPr>
           <w:b/>
@@ -3130,7 +2746,6 @@
         </w:rPr>
         <w:t>mean_treatment</w:t>
       </w:r>
-      <w:proofErr w:type="spellEnd"/>
       <w:r>
         <w:rPr>
           <w:lang w:val="en-CA"/>
@@ -3151,34 +2766,14 @@
           <w:lang w:val="en-CA"/>
         </w:rPr>
       </w:pPr>
-      <w:proofErr w:type="spellStart"/>
-      <w:r>
-        <w:rPr>
-          <w:b/>
-          <w:bCs/>
-          <w:lang w:val="en-CA"/>
-        </w:rPr>
-        <w:t>se_treatment</w:t>
-      </w:r>
-      <w:proofErr w:type="spellEnd"/>
-      <w:r>
-        <w:rPr>
-          <w:b/>
-          <w:bCs/>
-          <w:lang w:val="en-CA"/>
-        </w:rPr>
-        <w:t>/</w:t>
-      </w:r>
-      <w:proofErr w:type="spellStart"/>
-      <w:r>
-        <w:rPr>
-          <w:b/>
-          <w:bCs/>
-          <w:lang w:val="en-CA"/>
-        </w:rPr>
-        <w:t>sd_treatment</w:t>
-      </w:r>
-      <w:proofErr w:type="spellEnd"/>
+      <w:r>
+        <w:rPr>
+          <w:b/>
+          <w:bCs/>
+          <w:lang w:val="en-CA"/>
+        </w:rPr>
+        <w:t>se_treatment/sd_treatment</w:t>
+      </w:r>
       <w:r>
         <w:rPr>
           <w:lang w:val="en-CA"/>
@@ -3199,7 +2794,6 @@
           <w:lang w:val="en-CA"/>
         </w:rPr>
       </w:pPr>
-      <w:proofErr w:type="spellStart"/>
       <w:r>
         <w:rPr>
           <w:b/>
@@ -3208,7 +2802,6 @@
         </w:rPr>
         <w:t>treatment_n</w:t>
       </w:r>
-      <w:proofErr w:type="spellEnd"/>
       <w:r>
         <w:rPr>
           <w:lang w:val="en-CA"/>
@@ -3229,70 +2822,14 @@
           <w:lang w:val="en-CA"/>
         </w:rPr>
       </w:pPr>
-      <w:proofErr w:type="spellStart"/>
-      <w:r>
-        <w:rPr>
-          <w:b/>
-          <w:bCs/>
-          <w:lang w:val="en-CA"/>
-        </w:rPr>
-        <w:t>mean_control</w:t>
-      </w:r>
-      <w:proofErr w:type="spellEnd"/>
-      <w:r>
-        <w:rPr>
-          <w:b/>
-          <w:bCs/>
-          <w:lang w:val="en-CA"/>
-        </w:rPr>
-        <w:t xml:space="preserve">, </w:t>
-      </w:r>
-      <w:proofErr w:type="spellStart"/>
-      <w:r>
-        <w:rPr>
-          <w:b/>
-          <w:bCs/>
-          <w:lang w:val="en-CA"/>
-        </w:rPr>
-        <w:t>se_control</w:t>
-      </w:r>
-      <w:proofErr w:type="spellEnd"/>
-      <w:r>
-        <w:rPr>
-          <w:b/>
-          <w:bCs/>
-          <w:lang w:val="en-CA"/>
-        </w:rPr>
-        <w:t>/</w:t>
-      </w:r>
-      <w:proofErr w:type="spellStart"/>
-      <w:r>
-        <w:rPr>
-          <w:b/>
-          <w:bCs/>
-          <w:lang w:val="en-CA"/>
-        </w:rPr>
-        <w:t>sd_control</w:t>
-      </w:r>
-      <w:proofErr w:type="spellEnd"/>
-      <w:r>
-        <w:rPr>
-          <w:b/>
-          <w:bCs/>
-          <w:lang w:val="en-CA"/>
-        </w:rPr>
-        <w:t xml:space="preserve">, </w:t>
-      </w:r>
-      <w:proofErr w:type="spellStart"/>
-      <w:r>
-        <w:rPr>
-          <w:b/>
-          <w:bCs/>
-          <w:lang w:val="en-CA"/>
-        </w:rPr>
-        <w:t>control_n</w:t>
-      </w:r>
-      <w:proofErr w:type="spellEnd"/>
+      <w:r>
+        <w:rPr>
+          <w:b/>
+          <w:bCs/>
+          <w:lang w:val="en-CA"/>
+        </w:rPr>
+        <w:t>mean_control, se_control/sd_control, control_n</w:t>
+      </w:r>
       <w:r>
         <w:rPr>
           <w:lang w:val="en-CA"/>
@@ -3333,19 +2870,11 @@
           <w:lang w:val="en-CA"/>
         </w:rPr>
       </w:pPr>
-      <w:proofErr w:type="spellStart"/>
-      <w:r>
-        <w:rPr>
-          <w:lang w:val="en-CA"/>
-        </w:rPr>
-        <w:t>nutrient_estimate</w:t>
-      </w:r>
-      <w:proofErr w:type="spellEnd"/>
-      <w:r>
-        <w:rPr>
-          <w:lang w:val="en-CA"/>
-        </w:rPr>
-        <w:t xml:space="preserve"> – was the ammonium </w:t>
+      <w:r>
+        <w:rPr>
+          <w:lang w:val="en-CA"/>
+        </w:rPr>
+        <w:t xml:space="preserve">nutrient_estimate – was the ammonium </w:t>
       </w:r>
     </w:p>
     <w:p>
@@ -3365,6 +2894,12 @@
         </w:rPr>
         <w:t>measured – in situ or in the tank</w:t>
       </w:r>
+      <w:r>
+        <w:rPr>
+          <w:lang w:val="en-CA"/>
+        </w:rPr>
+        <w:t xml:space="preserve"> (umol/L)</w:t>
+      </w:r>
     </w:p>
     <w:p>
       <w:pPr>
@@ -3381,7 +2916,81 @@
         <w:rPr>
           <w:lang w:val="en-CA"/>
         </w:rPr>
-        <w:t>calculated – based on excretion rates</w:t>
+        <w:t xml:space="preserve">calculated – </w:t>
+      </w:r>
+      <w:r>
+        <w:rPr>
+          <w:lang w:val="en-CA"/>
+        </w:rPr>
+        <w:t>Calculated how much nitrogen the consumers provided based on excretion rates</w:t>
+      </w:r>
+    </w:p>
+    <w:p>
+      <w:pPr>
+        <w:pStyle w:val="ListParagraph"/>
+        <w:numPr>
+          <w:ilvl w:val="1"/>
+          <w:numId w:val="16"/>
+        </w:numPr>
+        <w:rPr>
+          <w:lang w:val="en-CA"/>
+        </w:rPr>
+      </w:pPr>
+      <w:r>
+        <w:rPr>
+          <w:lang w:val="en-CA"/>
+        </w:rPr>
+        <w:t xml:space="preserve">Units </w:t>
+      </w:r>
+      <w:r>
+        <w:rPr>
+          <w:lang w:val="en-CA"/>
+        </w:rPr>
+        <w:t>(</w:t>
+      </w:r>
+      <w:r>
+        <w:rPr>
+          <w:lang w:val="en-CA"/>
+        </w:rPr>
+        <w:t>mg/m^2/day</w:t>
+      </w:r>
+      <w:r>
+        <w:rPr>
+          <w:lang w:val="en-CA"/>
+        </w:rPr>
+        <w:t>), (umol/L/</w:t>
+      </w:r>
+      <w:r>
+        <w:rPr>
+          <w:lang w:val="en-CA"/>
+        </w:rPr>
+        <w:t>day</w:t>
+      </w:r>
+      <w:r>
+        <w:rPr>
+          <w:lang w:val="en-CA"/>
+        </w:rPr>
+        <w:t>), (g/day)</w:t>
+      </w:r>
+      <w:r>
+        <w:rPr>
+          <w:lang w:val="en-CA"/>
+        </w:rPr>
+        <w:t xml:space="preserve">, </w:t>
+      </w:r>
+      <w:r>
+        <w:rPr>
+          <w:lang w:val="en-CA"/>
+        </w:rPr>
+        <w:t xml:space="preserve">(umol/L/h), </w:t>
+      </w:r>
+      <w:bookmarkStart w:id="0" w:name="_GoBack"/>
+      <w:bookmarkEnd w:id="0"/>
+      <w:r>
+        <w:rPr>
+          <w:lang w:val="en-CA"/>
+        </w:rPr>
+        <w:t>or (umol/L)</w:t>
       </w:r>
     </w:p>
     <w:p>
@@ -3399,14 +3008,14 @@
         <w:rPr>
           <w:lang w:val="en-CA"/>
         </w:rPr>
-        <w:t>estimated – based on estimated excretion rates</w:t>
-      </w:r>
-    </w:p>
-    <w:p>
-      <w:pPr>
-        <w:pStyle w:val="ListParagraph"/>
-        <w:numPr>
-          <w:ilvl w:val="0"/>
+        <w:t>excretion – reported as excretion rate</w:t>
+      </w:r>
+    </w:p>
+    <w:p>
+      <w:pPr>
+        <w:pStyle w:val="ListParagraph"/>
+        <w:numPr>
+          <w:ilvl w:val="1"/>
           <w:numId w:val="16"/>
         </w:numPr>
         <w:rPr>
@@ -3417,7 +3026,25 @@
         <w:rPr>
           <w:lang w:val="en-CA"/>
         </w:rPr>
-        <w:t>excretion – reported as excretion rate</w:t>
+        <w:t>Units (</w:t>
+      </w:r>
+      <w:r>
+        <w:rPr>
+          <w:lang w:val="en-CA"/>
+        </w:rPr>
+        <w:t>mg/L/day</w:t>
+      </w:r>
+      <w:r>
+        <w:rPr>
+          <w:lang w:val="en-CA"/>
+        </w:rPr>
+        <w:t>)</w:t>
+      </w:r>
+      <w:r>
+        <w:rPr>
+          <w:lang w:val="en-CA"/>
+        </w:rPr>
+        <w:t>, (umol/L)</w:t>
       </w:r>
     </w:p>
     <w:p>
@@ -3434,22 +3061,12 @@
           <w:lang w:val="en-CA"/>
         </w:rPr>
       </w:pPr>
-      <w:proofErr w:type="spellStart"/>
-      <w:r>
-        <w:rPr>
-          <w:lang w:val="en-CA"/>
-        </w:rPr>
-        <w:t>background_nut</w:t>
-      </w:r>
-      <w:proofErr w:type="spellEnd"/>
-      <w:r>
-        <w:rPr>
-          <w:lang w:val="en-CA"/>
-        </w:rPr>
-        <w:t xml:space="preserve"> = nutrients present in system/control. NO3 + NO2 + NH4</w:t>
-      </w:r>
-      <w:bookmarkStart w:id="0" w:name="_GoBack"/>
-      <w:bookmarkEnd w:id="0"/>
+      <w:r>
+        <w:rPr>
+          <w:lang w:val="en-CA"/>
+        </w:rPr>
+        <w:t>background_nut = nutrients present in system/control. NO3 + NO2 + NH4</w:t>
+      </w:r>
     </w:p>
     <w:sectPr>
       <w:pgSz w:w="12240" w:h="15840"/>
@@ -5174,7 +4791,7 @@
         <w:rFonts w:ascii="Symbol" w:hAnsi="Symbol" w:hint="default"/>
       </w:rPr>
     </w:lvl>
-    <w:lvl w:ilvl="1" w:tplc="04090003" w:tentative="1">
+    <w:lvl w:ilvl="1" w:tplc="04090003">
       <w:start w:val="1"/>
       <w:numFmt w:val="bullet"/>
       <w:lvlText w:val="o"/>
